--- a/sentinel/docs/SENTINEL_Missing_Parts.docx
+++ b/sentinel/docs/SENTINEL_Missing_Parts.docx
@@ -323,7 +323,7 @@
                 <w:sz w:val="19"/>
                 <w:szCs w:val="19"/>
               </w:rPr>
-              <w:t xml:space="preserve">Why SENTINEL starts on a phone, and how it reaches the car itself</w:t>
+              <w:t xml:space="preserve">Why SENTINEL starts on a phone, what a phone can and can’t sense, and how SENTINEL reaches the car</w:t>
             </w:r>
           </w:p>
         </w:tc>
@@ -15061,7 +15061,7 @@
                 <w:sz w:val="19"/>
                 <w:szCs w:val="19"/>
               </w:rPr>
-              <w:t xml:space="preserve">Not in Phase 1: logging is manual. A phone can run one camera at a time, and reading plates needs machine learning and a development build (Phase 2).</w:t>
+              <w:t xml:space="preserve">Not in Phase 1: logging is manual. The phone’s cameras face forward and at the driver, so seeing behind you needs an add-on rear camera. Reading plates needs machine learning and a development build (see D2).</w:t>
             </w:r>
           </w:p>
         </w:tc>
@@ -16296,11 +16296,12 @@
           <w:sz w:val="28"/>
           <w:szCs w:val="28"/>
         </w:rPr>
-        <w:t xml:space="preserve">D2. Where the phone falls short</w:t>
+        <w:t xml:space="preserve">D2. What the phone can and can’t sense</w:t>
       </w:r>
     </w:p>
     <w:p>
       <w:pPr>
+        <w:keepNext/>
         <w:spacing w:after="100" w:before="80"/>
       </w:pPr>
       <w:r>
@@ -16314,7 +16315,1132 @@
           <w:sz w:val="22"/>
           <w:szCs w:val="22"/>
         </w:rPr>
-        <w:t xml:space="preserve">These are real limits, and they are why the phone is Phase 1 rather than the final product:</w:t>
+        <w:t xml:space="preserve">A phone can’t tap into the car. Car makers keep their cameras and sensors on the car’s own internal network, closed to apps, and mirrors are just glass:</w:t>
+      </w:r>
+    </w:p>
+    <w:tbl>
+      <w:tblPr>
+        <w:tblW w:type="dxa" w:w="9360"/>
+        <w:tblBorders>
+          <w:top w:val="single" w:color="auto" w:sz="4"/>
+          <w:left w:val="single" w:color="auto" w:sz="4"/>
+          <w:bottom w:val="single" w:color="auto" w:sz="4"/>
+          <w:right w:val="single" w:color="auto" w:sz="4"/>
+          <w:insideH w:val="single" w:color="auto" w:sz="4"/>
+          <w:insideV w:val="single" w:color="auto" w:sz="4"/>
+        </w:tblBorders>
+      </w:tblPr>
+      <w:tblGrid>
+        <w:gridCol w:w="2700"/>
+        <w:gridCol w:w="2700"/>
+        <w:gridCol w:w="3960"/>
+      </w:tblGrid>
+      <w:tr>
+        <w:trPr>
+          <w:cantSplit/>
+          <w:tblHeader/>
+        </w:trPr>
+        <w:tc>
+          <w:tcPr>
+            <w:tcW w:type="dxa" w:w="2700"/>
+            <w:tcBorders>
+              <w:top w:val="single" w:color="E2E8F0" w:sz="2"/>
+              <w:left w:val="single" w:color="E2E8F0" w:sz="2"/>
+              <w:bottom w:val="single" w:color="E2E8F0" w:sz="2"/>
+              <w:right w:val="single" w:color="E2E8F0" w:sz="2"/>
+            </w:tcBorders>
+            <w:shd w:fill="0F2A3F" w:color="auto" w:val="clear"/>
+            <w:tcMar>
+              <w:top w:type="dxa" w:w="90"/>
+              <w:left w:type="dxa" w:w="150"/>
+              <w:bottom w:type="dxa" w:w="90"/>
+              <w:right w:type="dxa" w:w="150"/>
+            </w:tcMar>
+          </w:tcPr>
+          <w:p>
+            <w:pPr>
+              <w:keepNext w:val="false"/>
+              <w:spacing w:after="40" w:before="0"/>
+            </w:pPr>
+            <w:r>
+              <w:rPr>
+                <w:rFonts w:ascii="Arial" w:cs="Arial" w:eastAsia="Arial" w:hAnsi="Arial"/>
+                <w:b/>
+                <w:bCs/>
+                <w:color w:val="FFFFFF"/>
+                <w:sz w:val="20"/>
+                <w:szCs w:val="20"/>
+              </w:rPr>
+              <w:t xml:space="preserve">Source</w:t>
+            </w:r>
+          </w:p>
+        </w:tc>
+        <w:tc>
+          <w:tcPr>
+            <w:tcW w:type="dxa" w:w="2700"/>
+            <w:tcBorders>
+              <w:top w:val="single" w:color="E2E8F0" w:sz="2"/>
+              <w:left w:val="single" w:color="E2E8F0" w:sz="2"/>
+              <w:bottom w:val="single" w:color="E2E8F0" w:sz="2"/>
+              <w:right w:val="single" w:color="E2E8F0" w:sz="2"/>
+            </w:tcBorders>
+            <w:shd w:fill="0F2A3F" w:color="auto" w:val="clear"/>
+            <w:tcMar>
+              <w:top w:type="dxa" w:w="90"/>
+              <w:left w:type="dxa" w:w="150"/>
+              <w:bottom w:type="dxa" w:w="90"/>
+              <w:right w:type="dxa" w:w="150"/>
+            </w:tcMar>
+          </w:tcPr>
+          <w:p>
+            <w:pPr>
+              <w:keepNext w:val="false"/>
+              <w:spacing w:after="40" w:before="0"/>
+            </w:pPr>
+            <w:r>
+              <w:rPr>
+                <w:rFonts w:ascii="Arial" w:cs="Arial" w:eastAsia="Arial" w:hAnsi="Arial"/>
+                <w:b/>
+                <w:bCs/>
+                <w:color w:val="FFFFFF"/>
+                <w:sz w:val="20"/>
+                <w:szCs w:val="20"/>
+              </w:rPr>
+              <w:t xml:space="preserve">Can the app use it?</w:t>
+            </w:r>
+          </w:p>
+        </w:tc>
+        <w:tc>
+          <w:tcPr>
+            <w:tcW w:type="dxa" w:w="3960"/>
+            <w:tcBorders>
+              <w:top w:val="single" w:color="E2E8F0" w:sz="2"/>
+              <w:left w:val="single" w:color="E2E8F0" w:sz="2"/>
+              <w:bottom w:val="single" w:color="E2E8F0" w:sz="2"/>
+              <w:right w:val="single" w:color="E2E8F0" w:sz="2"/>
+            </w:tcBorders>
+            <w:shd w:fill="0F2A3F" w:color="auto" w:val="clear"/>
+            <w:tcMar>
+              <w:top w:type="dxa" w:w="90"/>
+              <w:left w:type="dxa" w:w="150"/>
+              <w:bottom w:type="dxa" w:w="90"/>
+              <w:right w:type="dxa" w:w="150"/>
+            </w:tcMar>
+          </w:tcPr>
+          <w:p>
+            <w:pPr>
+              <w:keepNext w:val="false"/>
+              <w:spacing w:after="40" w:before="0"/>
+            </w:pPr>
+            <w:r>
+              <w:rPr>
+                <w:rFonts w:ascii="Arial" w:cs="Arial" w:eastAsia="Arial" w:hAnsi="Arial"/>
+                <w:b/>
+                <w:bCs/>
+                <w:color w:val="FFFFFF"/>
+                <w:sz w:val="20"/>
+                <w:szCs w:val="20"/>
+              </w:rPr>
+              <w:t xml:space="preserve">Does it help spot a tail?</w:t>
+            </w:r>
+          </w:p>
+        </w:tc>
+      </w:tr>
+      <w:tr>
+        <w:trPr>
+          <w:cantSplit/>
+        </w:trPr>
+        <w:tc>
+          <w:tcPr>
+            <w:tcW w:type="dxa" w:w="2700"/>
+            <w:tcBorders>
+              <w:top w:val="single" w:color="E2E8F0" w:sz="2"/>
+              <w:left w:val="single" w:color="E2E8F0" w:sz="2"/>
+              <w:bottom w:val="single" w:color="E2E8F0" w:sz="2"/>
+              <w:right w:val="single" w:color="E2E8F0" w:sz="2"/>
+            </w:tcBorders>
+            <w:shd w:fill="FFFFFF" w:color="auto" w:val="clear"/>
+            <w:tcMar>
+              <w:top w:type="dxa" w:w="90"/>
+              <w:left w:type="dxa" w:w="150"/>
+              <w:bottom w:type="dxa" w:w="90"/>
+              <w:right w:type="dxa" w:w="150"/>
+            </w:tcMar>
+          </w:tcPr>
+          <w:p>
+            <w:pPr>
+              <w:keepNext w:val="false"/>
+              <w:spacing w:after="40" w:before="0"/>
+            </w:pPr>
+            <w:r>
+              <w:rPr>
+                <w:rFonts w:ascii="Arial" w:cs="Arial" w:eastAsia="Arial" w:hAnsi="Arial"/>
+                <w:b w:val="false"/>
+                <w:bCs w:val="false"/>
+                <w:i w:val="false"/>
+                <w:iCs w:val="false"/>
+                <w:color w:val="4A5568"/>
+                <w:sz w:val="19"/>
+                <w:szCs w:val="19"/>
+              </w:rPr>
+              <w:t xml:space="preserve">Phone GPS and motion sensors</w:t>
+            </w:r>
+          </w:p>
+        </w:tc>
+        <w:tc>
+          <w:tcPr>
+            <w:tcW w:type="dxa" w:w="2700"/>
+            <w:tcBorders>
+              <w:top w:val="single" w:color="E2E8F0" w:sz="2"/>
+              <w:left w:val="single" w:color="E2E8F0" w:sz="2"/>
+              <w:bottom w:val="single" w:color="E2E8F0" w:sz="2"/>
+              <w:right w:val="single" w:color="E2E8F0" w:sz="2"/>
+            </w:tcBorders>
+            <w:shd w:fill="FFFFFF" w:color="auto" w:val="clear"/>
+            <w:tcMar>
+              <w:top w:type="dxa" w:w="90"/>
+              <w:left w:type="dxa" w:w="150"/>
+              <w:bottom w:type="dxa" w:w="90"/>
+              <w:right w:type="dxa" w:w="150"/>
+            </w:tcMar>
+          </w:tcPr>
+          <w:p>
+            <w:pPr>
+              <w:keepNext w:val="false"/>
+              <w:spacing w:after="40" w:before="0"/>
+            </w:pPr>
+            <w:r>
+              <w:rPr>
+                <w:rFonts w:ascii="Arial" w:cs="Arial" w:eastAsia="Arial" w:hAnsi="Arial"/>
+                <w:b w:val="false"/>
+                <w:bCs w:val="false"/>
+                <w:i w:val="false"/>
+                <w:iCs w:val="false"/>
+                <w:color w:val="4A5568"/>
+                <w:sz w:val="19"/>
+                <w:szCs w:val="19"/>
+              </w:rPr>
+              <w:t xml:space="preserve">Yes</w:t>
+            </w:r>
+          </w:p>
+        </w:tc>
+        <w:tc>
+          <w:tcPr>
+            <w:tcW w:type="dxa" w:w="3960"/>
+            <w:tcBorders>
+              <w:top w:val="single" w:color="E2E8F0" w:sz="2"/>
+              <w:left w:val="single" w:color="E2E8F0" w:sz="2"/>
+              <w:bottom w:val="single" w:color="E2E8F0" w:sz="2"/>
+              <w:right w:val="single" w:color="E2E8F0" w:sz="2"/>
+            </w:tcBorders>
+            <w:shd w:fill="FFFFFF" w:color="auto" w:val="clear"/>
+            <w:tcMar>
+              <w:top w:type="dxa" w:w="90"/>
+              <w:left w:type="dxa" w:w="150"/>
+              <w:bottom w:type="dxa" w:w="90"/>
+              <w:right w:type="dxa" w:w="150"/>
+            </w:tcMar>
+          </w:tcPr>
+          <w:p>
+            <w:pPr>
+              <w:keepNext w:val="false"/>
+              <w:spacing w:after="40" w:before="0"/>
+            </w:pPr>
+            <w:r>
+              <w:rPr>
+                <w:rFonts w:ascii="Arial" w:cs="Arial" w:eastAsia="Arial" w:hAnsi="Arial"/>
+                <w:b w:val="false"/>
+                <w:bCs w:val="false"/>
+                <w:i w:val="false"/>
+                <w:iCs w:val="false"/>
+                <w:color w:val="4A5568"/>
+                <w:sz w:val="19"/>
+                <w:szCs w:val="19"/>
+              </w:rPr>
+              <w:t xml:space="preserve">Yes: where and when you saw each vehicle, and your turns and speed. The pattern engine runs on this.</w:t>
+            </w:r>
+          </w:p>
+        </w:tc>
+      </w:tr>
+      <w:tr>
+        <w:trPr>
+          <w:cantSplit/>
+        </w:trPr>
+        <w:tc>
+          <w:tcPr>
+            <w:tcW w:type="dxa" w:w="2700"/>
+            <w:tcBorders>
+              <w:top w:val="single" w:color="E2E8F0" w:sz="2"/>
+              <w:left w:val="single" w:color="E2E8F0" w:sz="2"/>
+              <w:bottom w:val="single" w:color="E2E8F0" w:sz="2"/>
+              <w:right w:val="single" w:color="E2E8F0" w:sz="2"/>
+            </w:tcBorders>
+            <w:shd w:fill="F7F8FA" w:color="auto" w:val="clear"/>
+            <w:tcMar>
+              <w:top w:type="dxa" w:w="90"/>
+              <w:left w:type="dxa" w:w="150"/>
+              <w:bottom w:type="dxa" w:w="90"/>
+              <w:right w:type="dxa" w:w="150"/>
+            </w:tcMar>
+          </w:tcPr>
+          <w:p>
+            <w:pPr>
+              <w:keepNext w:val="false"/>
+              <w:spacing w:after="40" w:before="0"/>
+            </w:pPr>
+            <w:r>
+              <w:rPr>
+                <w:rFonts w:ascii="Arial" w:cs="Arial" w:eastAsia="Arial" w:hAnsi="Arial"/>
+                <w:b w:val="false"/>
+                <w:bCs w:val="false"/>
+                <w:i w:val="false"/>
+                <w:iCs w:val="false"/>
+                <w:color w:val="4A5568"/>
+                <w:sz w:val="19"/>
+                <w:szCs w:val="19"/>
+              </w:rPr>
+              <w:t xml:space="preserve">Phone cameras</w:t>
+            </w:r>
+          </w:p>
+        </w:tc>
+        <w:tc>
+          <w:tcPr>
+            <w:tcW w:type="dxa" w:w="2700"/>
+            <w:tcBorders>
+              <w:top w:val="single" w:color="E2E8F0" w:sz="2"/>
+              <w:left w:val="single" w:color="E2E8F0" w:sz="2"/>
+              <w:bottom w:val="single" w:color="E2E8F0" w:sz="2"/>
+              <w:right w:val="single" w:color="E2E8F0" w:sz="2"/>
+            </w:tcBorders>
+            <w:shd w:fill="F7F8FA" w:color="auto" w:val="clear"/>
+            <w:tcMar>
+              <w:top w:type="dxa" w:w="90"/>
+              <w:left w:type="dxa" w:w="150"/>
+              <w:bottom w:type="dxa" w:w="90"/>
+              <w:right w:type="dxa" w:w="150"/>
+            </w:tcMar>
+          </w:tcPr>
+          <w:p>
+            <w:pPr>
+              <w:keepNext w:val="false"/>
+              <w:spacing w:after="40" w:before="0"/>
+            </w:pPr>
+            <w:r>
+              <w:rPr>
+                <w:rFonts w:ascii="Arial" w:cs="Arial" w:eastAsia="Arial" w:hAnsi="Arial"/>
+                <w:b w:val="false"/>
+                <w:bCs w:val="false"/>
+                <w:i w:val="false"/>
+                <w:iCs w:val="false"/>
+                <w:color w:val="4A5568"/>
+                <w:sz w:val="19"/>
+                <w:szCs w:val="19"/>
+              </w:rPr>
+              <w:t xml:space="preserve">Yes</w:t>
+            </w:r>
+          </w:p>
+        </w:tc>
+        <w:tc>
+          <w:tcPr>
+            <w:tcW w:type="dxa" w:w="3960"/>
+            <w:tcBorders>
+              <w:top w:val="single" w:color="E2E8F0" w:sz="2"/>
+              <w:left w:val="single" w:color="E2E8F0" w:sz="2"/>
+              <w:bottom w:val="single" w:color="E2E8F0" w:sz="2"/>
+              <w:right w:val="single" w:color="E2E8F0" w:sz="2"/>
+            </w:tcBorders>
+            <w:shd w:fill="F7F8FA" w:color="auto" w:val="clear"/>
+            <w:tcMar>
+              <w:top w:type="dxa" w:w="90"/>
+              <w:left w:type="dxa" w:w="150"/>
+              <w:bottom w:type="dxa" w:w="90"/>
+              <w:right w:type="dxa" w:w="150"/>
+            </w:tcMar>
+          </w:tcPr>
+          <w:p>
+            <w:pPr>
+              <w:keepNext w:val="false"/>
+              <w:spacing w:after="40" w:before="0"/>
+            </w:pPr>
+            <w:r>
+              <w:rPr>
+                <w:rFonts w:ascii="Arial" w:cs="Arial" w:eastAsia="Arial" w:hAnsi="Arial"/>
+                <w:b w:val="false"/>
+                <w:bCs w:val="false"/>
+                <w:i w:val="false"/>
+                <w:iCs w:val="false"/>
+                <w:color w:val="4A5568"/>
+                <w:sz w:val="19"/>
+                <w:szCs w:val="19"/>
+              </w:rPr>
+              <w:t xml:space="preserve">No. In a dashboard mount they face forward and at the driver, not at the road behind you.</w:t>
+            </w:r>
+          </w:p>
+        </w:tc>
+      </w:tr>
+      <w:tr>
+        <w:trPr>
+          <w:cantSplit/>
+        </w:trPr>
+        <w:tc>
+          <w:tcPr>
+            <w:tcW w:type="dxa" w:w="2700"/>
+            <w:tcBorders>
+              <w:top w:val="single" w:color="E2E8F0" w:sz="2"/>
+              <w:left w:val="single" w:color="E2E8F0" w:sz="2"/>
+              <w:bottom w:val="single" w:color="E2E8F0" w:sz="2"/>
+              <w:right w:val="single" w:color="E2E8F0" w:sz="2"/>
+            </w:tcBorders>
+            <w:shd w:fill="FFFFFF" w:color="auto" w:val="clear"/>
+            <w:tcMar>
+              <w:top w:type="dxa" w:w="90"/>
+              <w:left w:type="dxa" w:w="150"/>
+              <w:bottom w:type="dxa" w:w="90"/>
+              <w:right w:type="dxa" w:w="150"/>
+            </w:tcMar>
+          </w:tcPr>
+          <w:p>
+            <w:pPr>
+              <w:keepNext w:val="false"/>
+              <w:spacing w:after="40" w:before="0"/>
+            </w:pPr>
+            <w:r>
+              <w:rPr>
+                <w:rFonts w:ascii="Arial" w:cs="Arial" w:eastAsia="Arial" w:hAnsi="Arial"/>
+                <w:b w:val="false"/>
+                <w:bCs w:val="false"/>
+                <w:i w:val="false"/>
+                <w:iCs w:val="false"/>
+                <w:color w:val="4A5568"/>
+                <w:sz w:val="19"/>
+                <w:szCs w:val="19"/>
+              </w:rPr>
+              <w:t xml:space="preserve">Car’s reversing and 360° cameras</w:t>
+            </w:r>
+          </w:p>
+        </w:tc>
+        <w:tc>
+          <w:tcPr>
+            <w:tcW w:type="dxa" w:w="2700"/>
+            <w:tcBorders>
+              <w:top w:val="single" w:color="E2E8F0" w:sz="2"/>
+              <w:left w:val="single" w:color="E2E8F0" w:sz="2"/>
+              <w:bottom w:val="single" w:color="E2E8F0" w:sz="2"/>
+              <w:right w:val="single" w:color="E2E8F0" w:sz="2"/>
+            </w:tcBorders>
+            <w:shd w:fill="FFFFFF" w:color="auto" w:val="clear"/>
+            <w:tcMar>
+              <w:top w:type="dxa" w:w="90"/>
+              <w:left w:type="dxa" w:w="150"/>
+              <w:bottom w:type="dxa" w:w="90"/>
+              <w:right w:type="dxa" w:w="150"/>
+            </w:tcMar>
+          </w:tcPr>
+          <w:p>
+            <w:pPr>
+              <w:keepNext w:val="false"/>
+              <w:spacing w:after="40" w:before="0"/>
+            </w:pPr>
+            <w:r>
+              <w:rPr>
+                <w:rFonts w:ascii="Arial" w:cs="Arial" w:eastAsia="Arial" w:hAnsi="Arial"/>
+                <w:b w:val="false"/>
+                <w:bCs w:val="false"/>
+                <w:i w:val="false"/>
+                <w:iCs w:val="false"/>
+                <w:color w:val="4A5568"/>
+                <w:sz w:val="19"/>
+                <w:szCs w:val="19"/>
+              </w:rPr>
+              <w:t xml:space="preserve">No, closed to apps</w:t>
+            </w:r>
+          </w:p>
+        </w:tc>
+        <w:tc>
+          <w:tcPr>
+            <w:tcW w:type="dxa" w:w="3960"/>
+            <w:tcBorders>
+              <w:top w:val="single" w:color="E2E8F0" w:sz="2"/>
+              <w:left w:val="single" w:color="E2E8F0" w:sz="2"/>
+              <w:bottom w:val="single" w:color="E2E8F0" w:sz="2"/>
+              <w:right w:val="single" w:color="E2E8F0" w:sz="2"/>
+            </w:tcBorders>
+            <w:shd w:fill="FFFFFF" w:color="auto" w:val="clear"/>
+            <w:tcMar>
+              <w:top w:type="dxa" w:w="90"/>
+              <w:left w:type="dxa" w:w="150"/>
+              <w:bottom w:type="dxa" w:w="90"/>
+              <w:right w:type="dxa" w:w="150"/>
+            </w:tcMar>
+          </w:tcPr>
+          <w:p>
+            <w:pPr>
+              <w:keepNext w:val="false"/>
+              <w:spacing w:after="40" w:before="0"/>
+            </w:pPr>
+            <w:r>
+              <w:rPr>
+                <w:rFonts w:ascii="Arial" w:cs="Arial" w:eastAsia="Arial" w:hAnsi="Arial"/>
+                <w:b w:val="false"/>
+                <w:bCs w:val="false"/>
+                <w:i w:val="false"/>
+                <w:iCs w:val="false"/>
+                <w:color w:val="4A5568"/>
+                <w:sz w:val="19"/>
+                <w:szCs w:val="19"/>
+              </w:rPr>
+              <w:t xml:space="preserve">They usually only switch on in reverse anyway.</w:t>
+            </w:r>
+          </w:p>
+        </w:tc>
+      </w:tr>
+      <w:tr>
+        <w:trPr>
+          <w:cantSplit/>
+        </w:trPr>
+        <w:tc>
+          <w:tcPr>
+            <w:tcW w:type="dxa" w:w="2700"/>
+            <w:tcBorders>
+              <w:top w:val="single" w:color="E2E8F0" w:sz="2"/>
+              <w:left w:val="single" w:color="E2E8F0" w:sz="2"/>
+              <w:bottom w:val="single" w:color="E2E8F0" w:sz="2"/>
+              <w:right w:val="single" w:color="E2E8F0" w:sz="2"/>
+            </w:tcBorders>
+            <w:shd w:fill="F7F8FA" w:color="auto" w:val="clear"/>
+            <w:tcMar>
+              <w:top w:type="dxa" w:w="90"/>
+              <w:left w:type="dxa" w:w="150"/>
+              <w:bottom w:type="dxa" w:w="90"/>
+              <w:right w:type="dxa" w:w="150"/>
+            </w:tcMar>
+          </w:tcPr>
+          <w:p>
+            <w:pPr>
+              <w:keepNext w:val="false"/>
+              <w:spacing w:after="40" w:before="0"/>
+            </w:pPr>
+            <w:r>
+              <w:rPr>
+                <w:rFonts w:ascii="Arial" w:cs="Arial" w:eastAsia="Arial" w:hAnsi="Arial"/>
+                <w:b w:val="false"/>
+                <w:bCs w:val="false"/>
+                <w:i w:val="false"/>
+                <w:iCs w:val="false"/>
+                <w:color w:val="4A5568"/>
+                <w:sz w:val="19"/>
+                <w:szCs w:val="19"/>
+              </w:rPr>
+              <w:t xml:space="preserve">Car’s radar and blind-spot sensors</w:t>
+            </w:r>
+          </w:p>
+        </w:tc>
+        <w:tc>
+          <w:tcPr>
+            <w:tcW w:type="dxa" w:w="2700"/>
+            <w:tcBorders>
+              <w:top w:val="single" w:color="E2E8F0" w:sz="2"/>
+              <w:left w:val="single" w:color="E2E8F0" w:sz="2"/>
+              <w:bottom w:val="single" w:color="E2E8F0" w:sz="2"/>
+              <w:right w:val="single" w:color="E2E8F0" w:sz="2"/>
+            </w:tcBorders>
+            <w:shd w:fill="F7F8FA" w:color="auto" w:val="clear"/>
+            <w:tcMar>
+              <w:top w:type="dxa" w:w="90"/>
+              <w:left w:type="dxa" w:w="150"/>
+              <w:bottom w:type="dxa" w:w="90"/>
+              <w:right w:type="dxa" w:w="150"/>
+            </w:tcMar>
+          </w:tcPr>
+          <w:p>
+            <w:pPr>
+              <w:keepNext w:val="false"/>
+              <w:spacing w:after="40" w:before="0"/>
+            </w:pPr>
+            <w:r>
+              <w:rPr>
+                <w:rFonts w:ascii="Arial" w:cs="Arial" w:eastAsia="Arial" w:hAnsi="Arial"/>
+                <w:b w:val="false"/>
+                <w:bCs w:val="false"/>
+                <w:i w:val="false"/>
+                <w:iCs w:val="false"/>
+                <w:color w:val="4A5568"/>
+                <w:sz w:val="19"/>
+                <w:szCs w:val="19"/>
+              </w:rPr>
+              <w:t xml:space="preserve">No, closed to apps</w:t>
+            </w:r>
+          </w:p>
+        </w:tc>
+        <w:tc>
+          <w:tcPr>
+            <w:tcW w:type="dxa" w:w="3960"/>
+            <w:tcBorders>
+              <w:top w:val="single" w:color="E2E8F0" w:sz="2"/>
+              <w:left w:val="single" w:color="E2E8F0" w:sz="2"/>
+              <w:bottom w:val="single" w:color="E2E8F0" w:sz="2"/>
+              <w:right w:val="single" w:color="E2E8F0" w:sz="2"/>
+            </w:tcBorders>
+            <w:shd w:fill="F7F8FA" w:color="auto" w:val="clear"/>
+            <w:tcMar>
+              <w:top w:type="dxa" w:w="90"/>
+              <w:left w:type="dxa" w:w="150"/>
+              <w:bottom w:type="dxa" w:w="90"/>
+              <w:right w:type="dxa" w:w="150"/>
+            </w:tcMar>
+          </w:tcPr>
+          <w:p>
+            <w:pPr>
+              <w:keepNext w:val="false"/>
+              <w:spacing w:after="40" w:before="0"/>
+            </w:pPr>
+            <w:r>
+              <w:rPr>
+                <w:rFonts w:ascii="Arial" w:cs="Arial" w:eastAsia="Arial" w:hAnsi="Arial"/>
+                <w:b w:val="false"/>
+                <w:bCs w:val="false"/>
+                <w:i w:val="false"/>
+                <w:iCs w:val="false"/>
+                <w:color w:val="4A5568"/>
+                <w:sz w:val="19"/>
+                <w:szCs w:val="19"/>
+              </w:rPr>
+              <w:t xml:space="preserve">They report that something is there, not which vehicle.</w:t>
+            </w:r>
+          </w:p>
+        </w:tc>
+      </w:tr>
+      <w:tr>
+        <w:trPr>
+          <w:cantSplit/>
+        </w:trPr>
+        <w:tc>
+          <w:tcPr>
+            <w:tcW w:type="dxa" w:w="2700"/>
+            <w:tcBorders>
+              <w:top w:val="single" w:color="E2E8F0" w:sz="2"/>
+              <w:left w:val="single" w:color="E2E8F0" w:sz="2"/>
+              <w:bottom w:val="single" w:color="E2E8F0" w:sz="2"/>
+              <w:right w:val="single" w:color="E2E8F0" w:sz="2"/>
+            </w:tcBorders>
+            <w:shd w:fill="FFFFFF" w:color="auto" w:val="clear"/>
+            <w:tcMar>
+              <w:top w:type="dxa" w:w="90"/>
+              <w:left w:type="dxa" w:w="150"/>
+              <w:bottom w:type="dxa" w:w="90"/>
+              <w:right w:type="dxa" w:w="150"/>
+            </w:tcMar>
+          </w:tcPr>
+          <w:p>
+            <w:pPr>
+              <w:keepNext w:val="false"/>
+              <w:spacing w:after="40" w:before="0"/>
+            </w:pPr>
+            <w:r>
+              <w:rPr>
+                <w:rFonts w:ascii="Arial" w:cs="Arial" w:eastAsia="Arial" w:hAnsi="Arial"/>
+                <w:b w:val="false"/>
+                <w:bCs w:val="false"/>
+                <w:i w:val="false"/>
+                <w:iCs w:val="false"/>
+                <w:color w:val="4A5568"/>
+                <w:sz w:val="19"/>
+                <w:szCs w:val="19"/>
+              </w:rPr>
+              <w:t xml:space="preserve">Mirrors</w:t>
+            </w:r>
+          </w:p>
+        </w:tc>
+        <w:tc>
+          <w:tcPr>
+            <w:tcW w:type="dxa" w:w="2700"/>
+            <w:tcBorders>
+              <w:top w:val="single" w:color="E2E8F0" w:sz="2"/>
+              <w:left w:val="single" w:color="E2E8F0" w:sz="2"/>
+              <w:bottom w:val="single" w:color="E2E8F0" w:sz="2"/>
+              <w:right w:val="single" w:color="E2E8F0" w:sz="2"/>
+            </w:tcBorders>
+            <w:shd w:fill="FFFFFF" w:color="auto" w:val="clear"/>
+            <w:tcMar>
+              <w:top w:type="dxa" w:w="90"/>
+              <w:left w:type="dxa" w:w="150"/>
+              <w:bottom w:type="dxa" w:w="90"/>
+              <w:right w:type="dxa" w:w="150"/>
+            </w:tcMar>
+          </w:tcPr>
+          <w:p>
+            <w:pPr>
+              <w:keepNext w:val="false"/>
+              <w:spacing w:after="40" w:before="0"/>
+            </w:pPr>
+            <w:r>
+              <w:rPr>
+                <w:rFonts w:ascii="Arial" w:cs="Arial" w:eastAsia="Arial" w:hAnsi="Arial"/>
+                <w:b w:val="false"/>
+                <w:bCs w:val="false"/>
+                <w:i w:val="false"/>
+                <w:iCs w:val="false"/>
+                <w:color w:val="4A5568"/>
+                <w:sz w:val="19"/>
+                <w:szCs w:val="19"/>
+              </w:rPr>
+              <w:t xml:space="preserve">No, they are glass</w:t>
+            </w:r>
+          </w:p>
+        </w:tc>
+        <w:tc>
+          <w:tcPr>
+            <w:tcW w:type="dxa" w:w="3960"/>
+            <w:tcBorders>
+              <w:top w:val="single" w:color="E2E8F0" w:sz="2"/>
+              <w:left w:val="single" w:color="E2E8F0" w:sz="2"/>
+              <w:bottom w:val="single" w:color="E2E8F0" w:sz="2"/>
+              <w:right w:val="single" w:color="E2E8F0" w:sz="2"/>
+            </w:tcBorders>
+            <w:shd w:fill="FFFFFF" w:color="auto" w:val="clear"/>
+            <w:tcMar>
+              <w:top w:type="dxa" w:w="90"/>
+              <w:left w:type="dxa" w:w="150"/>
+              <w:bottom w:type="dxa" w:w="90"/>
+              <w:right w:type="dxa" w:w="150"/>
+            </w:tcMar>
+          </w:tcPr>
+          <w:p>
+            <w:pPr>
+              <w:keepNext w:val="false"/>
+              <w:spacing w:after="40" w:before="0"/>
+            </w:pPr>
+            <w:r>
+              <w:rPr>
+                <w:rFonts w:ascii="Arial" w:cs="Arial" w:eastAsia="Arial" w:hAnsi="Arial"/>
+                <w:b w:val="false"/>
+                <w:bCs w:val="false"/>
+                <w:i w:val="false"/>
+                <w:iCs w:val="false"/>
+                <w:color w:val="4A5568"/>
+                <w:sz w:val="19"/>
+                <w:szCs w:val="19"/>
+              </w:rPr>
+              <w:t xml:space="preserve">Only through the driver’s eyes.</w:t>
+            </w:r>
+          </w:p>
+        </w:tc>
+      </w:tr>
+      <w:tr>
+        <w:trPr>
+          <w:cantSplit/>
+        </w:trPr>
+        <w:tc>
+          <w:tcPr>
+            <w:tcW w:type="dxa" w:w="2700"/>
+            <w:tcBorders>
+              <w:top w:val="single" w:color="E2E8F0" w:sz="2"/>
+              <w:left w:val="single" w:color="E2E8F0" w:sz="2"/>
+              <w:bottom w:val="single" w:color="E2E8F0" w:sz="2"/>
+              <w:right w:val="single" w:color="E2E8F0" w:sz="2"/>
+            </w:tcBorders>
+            <w:shd w:fill="F7F8FA" w:color="auto" w:val="clear"/>
+            <w:tcMar>
+              <w:top w:type="dxa" w:w="90"/>
+              <w:left w:type="dxa" w:w="150"/>
+              <w:bottom w:type="dxa" w:w="90"/>
+              <w:right w:type="dxa" w:w="150"/>
+            </w:tcMar>
+          </w:tcPr>
+          <w:p>
+            <w:pPr>
+              <w:keepNext w:val="false"/>
+              <w:spacing w:after="40" w:before="0"/>
+            </w:pPr>
+            <w:r>
+              <w:rPr>
+                <w:rFonts w:ascii="Arial" w:cs="Arial" w:eastAsia="Arial" w:hAnsi="Arial"/>
+                <w:b w:val="false"/>
+                <w:bCs w:val="false"/>
+                <w:i w:val="false"/>
+                <w:iCs w:val="false"/>
+                <w:color w:val="4A5568"/>
+                <w:sz w:val="19"/>
+                <w:szCs w:val="19"/>
+              </w:rPr>
+              <w:t xml:space="preserve">OBD-II port, with a plug-in dongle</w:t>
+            </w:r>
+          </w:p>
+        </w:tc>
+        <w:tc>
+          <w:tcPr>
+            <w:tcW w:type="dxa" w:w="2700"/>
+            <w:tcBorders>
+              <w:top w:val="single" w:color="E2E8F0" w:sz="2"/>
+              <w:left w:val="single" w:color="E2E8F0" w:sz="2"/>
+              <w:bottom w:val="single" w:color="E2E8F0" w:sz="2"/>
+              <w:right w:val="single" w:color="E2E8F0" w:sz="2"/>
+            </w:tcBorders>
+            <w:shd w:fill="F7F8FA" w:color="auto" w:val="clear"/>
+            <w:tcMar>
+              <w:top w:type="dxa" w:w="90"/>
+              <w:left w:type="dxa" w:w="150"/>
+              <w:bottom w:type="dxa" w:w="90"/>
+              <w:right w:type="dxa" w:w="150"/>
+            </w:tcMar>
+          </w:tcPr>
+          <w:p>
+            <w:pPr>
+              <w:keepNext w:val="false"/>
+              <w:spacing w:after="40" w:before="0"/>
+            </w:pPr>
+            <w:r>
+              <w:rPr>
+                <w:rFonts w:ascii="Arial" w:cs="Arial" w:eastAsia="Arial" w:hAnsi="Arial"/>
+                <w:b w:val="false"/>
+                <w:bCs w:val="false"/>
+                <w:i w:val="false"/>
+                <w:iCs w:val="false"/>
+                <w:color w:val="4A5568"/>
+                <w:sz w:val="19"/>
+                <w:szCs w:val="19"/>
+              </w:rPr>
+              <w:t xml:space="preserve">Yes. Choose a Bluetooth LE or Wi-Fi dongle; iPhones can’t use classic Bluetooth ones.</w:t>
+            </w:r>
+          </w:p>
+        </w:tc>
+        <w:tc>
+          <w:tcPr>
+            <w:tcW w:type="dxa" w:w="3960"/>
+            <w:tcBorders>
+              <w:top w:val="single" w:color="E2E8F0" w:sz="2"/>
+              <w:left w:val="single" w:color="E2E8F0" w:sz="2"/>
+              <w:bottom w:val="single" w:color="E2E8F0" w:sz="2"/>
+              <w:right w:val="single" w:color="E2E8F0" w:sz="2"/>
+            </w:tcBorders>
+            <w:shd w:fill="F7F8FA" w:color="auto" w:val="clear"/>
+            <w:tcMar>
+              <w:top w:type="dxa" w:w="90"/>
+              <w:left w:type="dxa" w:w="150"/>
+              <w:bottom w:type="dxa" w:w="90"/>
+              <w:right w:type="dxa" w:w="150"/>
+            </w:tcMar>
+          </w:tcPr>
+          <w:p>
+            <w:pPr>
+              <w:keepNext w:val="false"/>
+              <w:spacing w:after="40" w:before="0"/>
+            </w:pPr>
+            <w:r>
+              <w:rPr>
+                <w:rFonts w:ascii="Arial" w:cs="Arial" w:eastAsia="Arial" w:hAnsi="Arial"/>
+                <w:b w:val="false"/>
+                <w:bCs w:val="false"/>
+                <w:i w:val="false"/>
+                <w:iCs w:val="false"/>
+                <w:color w:val="4A5568"/>
+                <w:sz w:val="19"/>
+                <w:szCs w:val="19"/>
+              </w:rPr>
+              <w:t xml:space="preserve">Indirectly: monitoring can start when the engine starts, and it gives exact speed.</w:t>
+            </w:r>
+          </w:p>
+        </w:tc>
+      </w:tr>
+      <w:tr>
+        <w:trPr>
+          <w:cantSplit/>
+        </w:trPr>
+        <w:tc>
+          <w:tcPr>
+            <w:tcW w:type="dxa" w:w="2700"/>
+            <w:tcBorders>
+              <w:top w:val="single" w:color="E2E8F0" w:sz="2"/>
+              <w:left w:val="single" w:color="E2E8F0" w:sz="2"/>
+              <w:bottom w:val="single" w:color="E2E8F0" w:sz="2"/>
+              <w:right w:val="single" w:color="E2E8F0" w:sz="2"/>
+            </w:tcBorders>
+            <w:shd w:fill="FFFFFF" w:color="auto" w:val="clear"/>
+            <w:tcMar>
+              <w:top w:type="dxa" w:w="90"/>
+              <w:left w:type="dxa" w:w="150"/>
+              <w:bottom w:type="dxa" w:w="90"/>
+              <w:right w:type="dxa" w:w="150"/>
+            </w:tcMar>
+          </w:tcPr>
+          <w:p>
+            <w:pPr>
+              <w:keepNext w:val="false"/>
+              <w:spacing w:after="40" w:before="0"/>
+            </w:pPr>
+            <w:r>
+              <w:rPr>
+                <w:rFonts w:ascii="Arial" w:cs="Arial" w:eastAsia="Arial" w:hAnsi="Arial"/>
+                <w:b w:val="false"/>
+                <w:bCs w:val="false"/>
+                <w:i w:val="false"/>
+                <w:iCs w:val="false"/>
+                <w:color w:val="4A5568"/>
+                <w:sz w:val="19"/>
+                <w:szCs w:val="19"/>
+              </w:rPr>
+              <w:t xml:space="preserve">CarPlay / Android Auto</w:t>
+            </w:r>
+          </w:p>
+        </w:tc>
+        <w:tc>
+          <w:tcPr>
+            <w:tcW w:type="dxa" w:w="2700"/>
+            <w:tcBorders>
+              <w:top w:val="single" w:color="E2E8F0" w:sz="2"/>
+              <w:left w:val="single" w:color="E2E8F0" w:sz="2"/>
+              <w:bottom w:val="single" w:color="E2E8F0" w:sz="2"/>
+              <w:right w:val="single" w:color="E2E8F0" w:sz="2"/>
+            </w:tcBorders>
+            <w:shd w:fill="FFFFFF" w:color="auto" w:val="clear"/>
+            <w:tcMar>
+              <w:top w:type="dxa" w:w="90"/>
+              <w:left w:type="dxa" w:w="150"/>
+              <w:bottom w:type="dxa" w:w="90"/>
+              <w:right w:type="dxa" w:w="150"/>
+            </w:tcMar>
+          </w:tcPr>
+          <w:p>
+            <w:pPr>
+              <w:keepNext w:val="false"/>
+              <w:spacing w:after="40" w:before="0"/>
+            </w:pPr>
+            <w:r>
+              <w:rPr>
+                <w:rFonts w:ascii="Arial" w:cs="Arial" w:eastAsia="Arial" w:hAnsi="Arial"/>
+                <w:b w:val="false"/>
+                <w:bCs w:val="false"/>
+                <w:i w:val="false"/>
+                <w:iCs w:val="false"/>
+                <w:color w:val="4A5568"/>
+                <w:sz w:val="19"/>
+                <w:szCs w:val="19"/>
+              </w:rPr>
+              <w:t xml:space="preserve">The car’s screen and controls only</w:t>
+            </w:r>
+          </w:p>
+        </w:tc>
+        <w:tc>
+          <w:tcPr>
+            <w:tcW w:type="dxa" w:w="3960"/>
+            <w:tcBorders>
+              <w:top w:val="single" w:color="E2E8F0" w:sz="2"/>
+              <w:left w:val="single" w:color="E2E8F0" w:sz="2"/>
+              <w:bottom w:val="single" w:color="E2E8F0" w:sz="2"/>
+              <w:right w:val="single" w:color="E2E8F0" w:sz="2"/>
+            </w:tcBorders>
+            <w:shd w:fill="FFFFFF" w:color="auto" w:val="clear"/>
+            <w:tcMar>
+              <w:top w:type="dxa" w:w="90"/>
+              <w:left w:type="dxa" w:w="150"/>
+              <w:bottom w:type="dxa" w:w="90"/>
+              <w:right w:type="dxa" w:w="150"/>
+            </w:tcMar>
+          </w:tcPr>
+          <w:p>
+            <w:pPr>
+              <w:keepNext w:val="false"/>
+              <w:spacing w:after="40" w:before="0"/>
+            </w:pPr>
+            <w:r>
+              <w:rPr>
+                <w:rFonts w:ascii="Arial" w:cs="Arial" w:eastAsia="Arial" w:hAnsi="Arial"/>
+                <w:b w:val="false"/>
+                <w:bCs w:val="false"/>
+                <w:i w:val="false"/>
+                <w:iCs w:val="false"/>
+                <w:color w:val="4A5568"/>
+                <w:sz w:val="19"/>
+                <w:szCs w:val="19"/>
+              </w:rPr>
+              <w:t xml:space="preserve">No. They don’t share the car’s cameras.</w:t>
+            </w:r>
+          </w:p>
+        </w:tc>
+      </w:tr>
+      <w:tr>
+        <w:trPr>
+          <w:cantSplit/>
+        </w:trPr>
+        <w:tc>
+          <w:tcPr>
+            <w:tcW w:type="dxa" w:w="2700"/>
+            <w:tcBorders>
+              <w:top w:val="single" w:color="E2E8F0" w:sz="2"/>
+              <w:left w:val="single" w:color="E2E8F0" w:sz="2"/>
+              <w:bottom w:val="single" w:color="E2E8F0" w:sz="2"/>
+              <w:right w:val="single" w:color="E2E8F0" w:sz="2"/>
+            </w:tcBorders>
+            <w:shd w:fill="F7F8FA" w:color="auto" w:val="clear"/>
+            <w:tcMar>
+              <w:top w:type="dxa" w:w="90"/>
+              <w:left w:type="dxa" w:w="150"/>
+              <w:bottom w:type="dxa" w:w="90"/>
+              <w:right w:type="dxa" w:w="150"/>
+            </w:tcMar>
+          </w:tcPr>
+          <w:p>
+            <w:pPr>
+              <w:keepNext w:val="false"/>
+              <w:spacing w:after="40" w:before="0"/>
+            </w:pPr>
+            <w:r>
+              <w:rPr>
+                <w:rFonts w:ascii="Arial" w:cs="Arial" w:eastAsia="Arial" w:hAnsi="Arial"/>
+                <w:b w:val="false"/>
+                <w:bCs w:val="false"/>
+                <w:i w:val="false"/>
+                <w:iCs w:val="false"/>
+                <w:color w:val="4A5568"/>
+                <w:sz w:val="19"/>
+                <w:szCs w:val="19"/>
+              </w:rPr>
+              <w:t xml:space="preserve">Add-on rear camera</w:t>
+            </w:r>
+          </w:p>
+        </w:tc>
+        <w:tc>
+          <w:tcPr>
+            <w:tcW w:type="dxa" w:w="2700"/>
+            <w:tcBorders>
+              <w:top w:val="single" w:color="E2E8F0" w:sz="2"/>
+              <w:left w:val="single" w:color="E2E8F0" w:sz="2"/>
+              <w:bottom w:val="single" w:color="E2E8F0" w:sz="2"/>
+              <w:right w:val="single" w:color="E2E8F0" w:sz="2"/>
+            </w:tcBorders>
+            <w:shd w:fill="F7F8FA" w:color="auto" w:val="clear"/>
+            <w:tcMar>
+              <w:top w:type="dxa" w:w="90"/>
+              <w:left w:type="dxa" w:w="150"/>
+              <w:bottom w:type="dxa" w:w="90"/>
+              <w:right w:type="dxa" w:w="150"/>
+            </w:tcMar>
+          </w:tcPr>
+          <w:p>
+            <w:pPr>
+              <w:keepNext w:val="false"/>
+              <w:spacing w:after="40" w:before="0"/>
+            </w:pPr>
+            <w:r>
+              <w:rPr>
+                <w:rFonts w:ascii="Arial" w:cs="Arial" w:eastAsia="Arial" w:hAnsi="Arial"/>
+                <w:b w:val="false"/>
+                <w:bCs w:val="false"/>
+                <w:i w:val="false"/>
+                <w:iCs w:val="false"/>
+                <w:color w:val="4A5568"/>
+                <w:sz w:val="19"/>
+                <w:szCs w:val="19"/>
+              </w:rPr>
+              <w:t xml:space="preserve">Yes, over Wi-Fi or a cable</w:t>
+            </w:r>
+          </w:p>
+        </w:tc>
+        <w:tc>
+          <w:tcPr>
+            <w:tcW w:type="dxa" w:w="3960"/>
+            <w:tcBorders>
+              <w:top w:val="single" w:color="E2E8F0" w:sz="2"/>
+              <w:left w:val="single" w:color="E2E8F0" w:sz="2"/>
+              <w:bottom w:val="single" w:color="E2E8F0" w:sz="2"/>
+              <w:right w:val="single" w:color="E2E8F0" w:sz="2"/>
+            </w:tcBorders>
+            <w:shd w:fill="F7F8FA" w:color="auto" w:val="clear"/>
+            <w:tcMar>
+              <w:top w:type="dxa" w:w="90"/>
+              <w:left w:type="dxa" w:w="150"/>
+              <w:bottom w:type="dxa" w:w="90"/>
+              <w:right w:type="dxa" w:w="150"/>
+            </w:tcMar>
+          </w:tcPr>
+          <w:p>
+            <w:pPr>
+              <w:keepNext w:val="false"/>
+              <w:spacing w:after="40" w:before="0"/>
+            </w:pPr>
+            <w:r>
+              <w:rPr>
+                <w:rFonts w:ascii="Arial" w:cs="Arial" w:eastAsia="Arial" w:hAnsi="Arial"/>
+                <w:b w:val="false"/>
+                <w:bCs w:val="false"/>
+                <w:i w:val="false"/>
+                <w:iCs w:val="false"/>
+                <w:color w:val="4A5568"/>
+                <w:sz w:val="19"/>
+                <w:szCs w:val="19"/>
+              </w:rPr>
+              <w:t xml:space="preserve">Yes. The only practical way to see behind you.</w:t>
+            </w:r>
+          </w:p>
+        </w:tc>
+      </w:tr>
+    </w:tbl>
+    <w:p>
+      <w:pPr>
+        <w:spacing w:after="0" w:before="120"/>
+      </w:pPr>
+    </w:p>
+    <w:p>
+      <w:pPr>
+        <w:spacing w:after="100" w:before="80"/>
+      </w:pPr>
+      <w:r>
+        <w:rPr>
+          <w:rFonts w:ascii="Arial" w:cs="Arial" w:eastAsia="Arial" w:hAnsi="Arial"/>
+          <w:b/>
+          <w:bCs/>
+          <w:i w:val="false"/>
+          <w:iCs w:val="false"/>
+          <w:color w:val="0D0D0D"/>
+          <w:sz w:val="22"/>
+          <w:szCs w:val="22"/>
+        </w:rPr>
+        <w:t xml:space="preserve">So in Phase 1 the driver is the sensor:</w:t>
+      </w:r>
+      <w:r>
+        <w:rPr>
+          <w:rFonts w:ascii="Arial" w:cs="Arial" w:eastAsia="Arial" w:hAnsi="Arial"/>
+          <w:b w:val="false"/>
+          <w:bCs w:val="false"/>
+          <w:i w:val="false"/>
+          <w:iCs w:val="false"/>
+          <w:color w:val="4A5568"/>
+          <w:sz w:val="22"/>
+          <w:szCs w:val="22"/>
+        </w:rPr>
+        <w:t xml:space="preserve"> you notice a vehicle in the mirror and log it. The app does what people are bad at: remembering every vehicle, measuring time and distance, scoring the pattern and running the SDR. That is useful, but it is only as fast as the driver is observant.</w:t>
+      </w:r>
+    </w:p>
+    <w:p>
+      <w:pPr>
+        <w:keepNext/>
+        <w:spacing w:after="100" w:before="80"/>
+      </w:pPr>
+      <w:r>
+        <w:rPr>
+          <w:rFonts w:ascii="Arial" w:cs="Arial" w:eastAsia="Arial" w:hAnsi="Arial"/>
+          <w:b/>
+          <w:bCs/>
+          <w:i w:val="false"/>
+          <w:iCs w:val="false"/>
+          <w:color w:val="0D0D0D"/>
+          <w:sz w:val="22"/>
+          <w:szCs w:val="22"/>
+        </w:rPr>
+        <w:t xml:space="preserve">Spotting a tail fast needs eyes behind the car:</w:t>
+      </w:r>
+      <w:r>
+        <w:rPr>
+          <w:rFonts w:ascii="Arial" w:cs="Arial" w:eastAsia="Arial" w:hAnsi="Arial"/>
+          <w:b w:val="false"/>
+          <w:bCs w:val="false"/>
+          <w:i w:val="false"/>
+          <w:iCs w:val="false"/>
+          <w:color w:val="4A5568"/>
+          <w:sz w:val="22"/>
+          <w:szCs w:val="22"/>
+        </w:rPr>
+        <w:t xml:space="preserve"> a camera in the rear window and automatic plate reading (ANPR) on the phone, logging every plate behind you every second or two. The pattern engine then flags a follower within a few zones, which is minutes of driving rather than waiting for the driver to notice. Plan for three things:</w:t>
       </w:r>
     </w:p>
     <w:p>
@@ -16337,7 +17463,7 @@
           <w:sz w:val="22"/>
           <w:szCs w:val="22"/>
         </w:rPr>
-        <w:t xml:space="preserve">Wrong camera direction.</w:t>
+        <w:t xml:space="preserve">The engine must count encounters, not camera frames.</w:t>
       </w:r>
       <w:r>
         <w:rPr>
@@ -16350,7 +17476,7 @@
           <w:sz w:val="22"/>
           <w:szCs w:val="22"/>
         </w:rPr>
-        <w:t xml:space="preserve"> A follower is behind you, but a phone in a windscreen mount faces forward and uses one camera at a time. The right sensor is a rear dashcam.</w:t>
+        <w:t xml:space="preserve"> A car sitting behind you for a minute is one encounter, not 60 sightings. Today’s engine assumes a person logged each sighting on purpose.</w:t>
       </w:r>
     </w:p>
     <w:p>
@@ -16373,7 +17499,7 @@
           <w:sz w:val="22"/>
           <w:szCs w:val="22"/>
         </w:rPr>
-        <w:t xml:space="preserve">Heat and battery.</w:t>
+        <w:t xml:space="preserve">Night is hard.</w:t>
       </w:r>
       <w:r>
         <w:rPr>
@@ -16386,7 +17512,7 @@
           <w:sz w:val="22"/>
           <w:szCs w:val="22"/>
         </w:rPr>
-        <w:t xml:space="preserve"> GPS and screen running for hours on a sunny dashboard drain and overheat phones.</w:t>
+        <w:t xml:space="preserve"> The follower’s headlights glare over its plate, so you need a camera built for night plate reading (infrared).</w:t>
       </w:r>
     </w:p>
     <w:p>
@@ -16409,7 +17535,7 @@
           <w:sz w:val="22"/>
           <w:szCs w:val="22"/>
         </w:rPr>
-        <w:t xml:space="preserve">It has to be started.</w:t>
+        <w:t xml:space="preserve">Plates can count as personal data.</w:t>
       </w:r>
       <w:r>
         <w:rPr>
@@ -16422,7 +17548,26 @@
           <w:sz w:val="22"/>
           <w:szCs w:val="22"/>
         </w:rPr>
-        <w:t xml:space="preserve"> A car system switches on with the ignition. A phone app has to be remembered.</w:t>
+        <w:t xml:space="preserve"> Keep plate reads on the phone and delete them automatically, as the kit already does after 24 hours, to stay within Nigeria’s Data Protection Act 2023.</w:t>
+      </w:r>
+    </w:p>
+    <w:p>
+      <w:pPr>
+        <w:keepNext/>
+        <w:spacing w:after="100" w:before="80"/>
+      </w:pPr>
+      <w:r>
+        <w:rPr>
+          <w:rFonts w:ascii="Arial" w:cs="Arial" w:eastAsia="Arial" w:hAnsi="Arial"/>
+          <w:b w:val="false"/>
+          <w:bCs w:val="false"/>
+          <w:i w:val="false"/>
+          <w:iCs w:val="false"/>
+          <w:color w:val="4A5568"/>
+          <w:sz w:val="22"/>
+          <w:szCs w:val="22"/>
+        </w:rPr>
+        <w:t xml:space="preserve">The phone’s other limits:</w:t>
       </w:r>
     </w:p>
     <w:p>
@@ -16445,7 +17590,7 @@
           <w:sz w:val="22"/>
           <w:szCs w:val="22"/>
         </w:rPr>
-        <w:t xml:space="preserve">It is the first thing attackers take.</w:t>
+        <w:t xml:space="preserve">Heat and battery.</w:t>
       </w:r>
       <w:r>
         <w:rPr>
@@ -16458,7 +17603,115 @@
           <w:sz w:val="22"/>
           <w:szCs w:val="22"/>
         </w:rPr>
+        <w:t xml:space="preserve"> GPS and screen running for hours on a sunny dashboard drain and overheat phones.</w:t>
+      </w:r>
+    </w:p>
+    <w:p>
+      <w:pPr>
+        <w:pStyle w:val="ListParagraph"/>
+        <w:numPr>
+          <w:ilvl w:val="0"/>
+          <w:numId w:val="2"/>
+        </w:numPr>
+        <w:spacing w:after="60" w:before="40"/>
+      </w:pPr>
+      <w:r>
+        <w:rPr>
+          <w:rFonts w:ascii="Arial" w:cs="Arial" w:eastAsia="Arial" w:hAnsi="Arial"/>
+          <w:b/>
+          <w:bCs/>
+          <w:i w:val="false"/>
+          <w:iCs w:val="false"/>
+          <w:color w:val="0D0D0D"/>
+          <w:sz w:val="22"/>
+          <w:szCs w:val="22"/>
+        </w:rPr>
+        <w:t xml:space="preserve">It has to be started.</w:t>
+      </w:r>
+      <w:r>
+        <w:rPr>
+          <w:rFonts w:ascii="Arial" w:cs="Arial" w:eastAsia="Arial" w:hAnsi="Arial"/>
+          <w:b w:val="false"/>
+          <w:bCs w:val="false"/>
+          <w:i w:val="false"/>
+          <w:iCs w:val="false"/>
+          <w:color w:val="4A5568"/>
+          <w:sz w:val="22"/>
+          <w:szCs w:val="22"/>
+        </w:rPr>
+        <w:t xml:space="preserve"> A car system switches on with the ignition. A phone app has to be remembered.</w:t>
+      </w:r>
+    </w:p>
+    <w:p>
+      <w:pPr>
+        <w:pStyle w:val="ListParagraph"/>
+        <w:numPr>
+          <w:ilvl w:val="0"/>
+          <w:numId w:val="2"/>
+        </w:numPr>
+        <w:spacing w:after="60" w:before="40"/>
+      </w:pPr>
+      <w:r>
+        <w:rPr>
+          <w:rFonts w:ascii="Arial" w:cs="Arial" w:eastAsia="Arial" w:hAnsi="Arial"/>
+          <w:b/>
+          <w:bCs/>
+          <w:i w:val="false"/>
+          <w:iCs w:val="false"/>
+          <w:color w:val="0D0D0D"/>
+          <w:sz w:val="22"/>
+          <w:szCs w:val="22"/>
+        </w:rPr>
+        <w:t xml:space="preserve">It is the first thing attackers take.</w:t>
+      </w:r>
+      <w:r>
+        <w:rPr>
+          <w:rFonts w:ascii="Arial" w:cs="Arial" w:eastAsia="Arial" w:hAnsi="Arial"/>
+          <w:b w:val="false"/>
+          <w:bCs w:val="false"/>
+          <w:i w:val="false"/>
+          <w:iCs w:val="false"/>
+          <w:color w:val="4A5568"/>
+          <w:sz w:val="22"/>
+          <w:szCs w:val="22"/>
+        </w:rPr>
         <w:t xml:space="preserve"> Anything that must keep working after a phone is seized has to live in the car or on a server.</w:t>
+      </w:r>
+    </w:p>
+    <w:p>
+      <w:pPr>
+        <w:pStyle w:val="ListParagraph"/>
+        <w:numPr>
+          <w:ilvl w:val="0"/>
+          <w:numId w:val="2"/>
+        </w:numPr>
+        <w:spacing w:after="60" w:before="40"/>
+      </w:pPr>
+      <w:r>
+        <w:rPr>
+          <w:rFonts w:ascii="Arial" w:cs="Arial" w:eastAsia="Arial" w:hAnsi="Arial"/>
+          <w:b/>
+          <w:bCs/>
+          <w:i w:val="false"/>
+          <w:iCs w:val="false"/>
+          <w:color w:val="0D0D0D"/>
+          <w:sz w:val="22"/>
+          <w:szCs w:val="22"/>
+        </w:rPr>
+        <w:t xml:space="preserve">Some tails can’t be seen at all.</w:t>
+      </w:r>
+      <w:r>
+        <w:rPr>
+          <w:rFonts w:ascii="Arial" w:cs="Arial" w:eastAsia="Arial" w:hAnsi="Arial"/>
+          <w:b w:val="false"/>
+          <w:bCs w:val="false"/>
+          <w:i w:val="false"/>
+          <w:iCs w:val="false"/>
+          <w:color w:val="4A5568"/>
+          <w:sz w:val="22"/>
+          <w:szCs w:val="22"/>
+        </w:rPr>
+        <w:t xml:space="preserve"> A surveillance team can hide a GPS tracker on your car and never follow closely. Most of these trackers use a SIM card and no Bluetooth, so no phone app can find them; that takes a physical inspection or an electronic sweep. Phones already warn you about AirTag-style Bluetooth trackers.</w:t>
       </w:r>
     </w:p>
     <w:p>
@@ -17193,7 +18446,7 @@
                 <w:sz w:val="19"/>
                 <w:szCs w:val="19"/>
               </w:rPr>
-              <w:t xml:space="preserve">A Wi-Fi rear dashcam and a Bluetooth OBD-II dongle connected to the app</w:t>
+              <w:t xml:space="preserve">An add-on rear camera (for example a dashcam’s rear unit) and an OBD-II dongle, connected to the app</w:t>
             </w:r>
           </w:p>
         </w:tc>
@@ -17230,7 +18483,7 @@
                 <w:sz w:val="19"/>
                 <w:szCs w:val="19"/>
               </w:rPr>
-              <w:t xml:space="preserve">Real REAR CAM footage for plate reading. Monitoring starts when the engine starts.</w:t>
+              <w:t xml:space="preserve">Automatic plate reading of every vehicle behind you. Monitoring starts when the engine starts.</w:t>
             </w:r>
           </w:p>
         </w:tc>
@@ -17267,7 +18520,7 @@
                 <w:sz w:val="19"/>
                 <w:szCs w:val="19"/>
               </w:rPr>
-              <w:t xml:space="preserve">The hardware bundle already in your business model</w:t>
+              <w:t xml:space="preserve">The hardware bundle already in your business model, plus plate-reading software and a development build</w:t>
             </w:r>
           </w:p>
         </w:tc>
@@ -17451,7 +18704,7 @@
           <w:sz w:val="22"/>
           <w:szCs w:val="22"/>
         </w:rPr>
-        <w:t xml:space="preserve">Keep the plan as it is: finish Phase 1 on the phone, prove the pattern engine and the SDR with real drivers, then add the car in the order above. Everything in the code kit (engine, SDR, database) carries over unchanged to Android Auto, car stereos and a server.</w:t>
+        <w:t xml:space="preserve">Keep the plan as it is: finish Phase 1 on the phone, prove the pattern engine and the SDR with real drivers, then add the car in the order above. The code kit carries over to Android Auto, car stereos and a server. Automatic plate reading needs one engine change: counting encounters instead of camera frames.</w:t>
       </w:r>
     </w:p>
     <w:sectPr>

--- a/sentinel/docs/SENTINEL_Missing_Parts.docx
+++ b/sentinel/docs/SENTINEL_Missing_Parts.docx
@@ -4363,7 +4363,7 @@
                 <w:sz w:val="19"/>
                 <w:szCs w:val="19"/>
               </w:rPr>
-              <w:t xml:space="preserve">The store: threat state, sightings, test button, saving</w:t>
+              <w:t xml:space="preserve">The store: threat state, sightings, test button, saving, camera reads</w:t>
             </w:r>
           </w:p>
         </w:tc>
@@ -12013,7 +12013,7 @@
                 <w:sz w:val="19"/>
                 <w:szCs w:val="19"/>
               </w:rPr>
-              <w:t xml:space="preserve">id, session_id, plate, seen_at, latitude, longitude, zone_id, description, colour, location_label, source, cleared</w:t>
+              <w:t xml:space="preserve">id, session_id, plate, seen_at, last_seen_at, latitude, longitude, zone_id, description, colour, location_label, source, cleared</w:t>
             </w:r>
           </w:p>
         </w:tc>
@@ -17463,7 +17463,7 @@
           <w:sz w:val="22"/>
           <w:szCs w:val="22"/>
         </w:rPr>
-        <w:t xml:space="preserve">The engine must count encounters, not camera frames.</w:t>
+        <w:t xml:space="preserve">Count encounters, not camera frames.</w:t>
       </w:r>
       <w:r>
         <w:rPr>
@@ -17476,7 +17476,34 @@
           <w:sz w:val="22"/>
           <w:szCs w:val="22"/>
         </w:rPr>
-        <w:t xml:space="preserve"> A car sitting behind you for a minute is one encounter, not 60 sightings. Today’s engine assumes a person logged each sighting on purpose.</w:t>
+        <w:t xml:space="preserve"> A car sitting behind you for a minute is one encounter, not 60 sightings, but it still earns a point for every new zone it follows you into. The kit already does this: send every plate the camera reads to </w:t>
+      </w:r>
+      <w:r>
+        <w:rPr>
+          <w:rFonts w:ascii="Courier New" w:cs="Courier New" w:eastAsia="Courier New" w:hAnsi="Courier New"/>
+          <w:b w:val="false"/>
+          <w:bCs w:val="false"/>
+          <w:i w:val="false"/>
+          <w:iCs w:val="false"/>
+          <w:color w:val="0F2A3F"/>
+          <w:sz w:val="20"/>
+          <w:szCs w:val="20"/>
+          <w:shd w:fill="EEF2F6" w:color="auto" w:val="clear"/>
+        </w:rPr>
+        <w:t xml:space="preserve">logCameraRead</w:t>
+      </w:r>
+      <w:r>
+        <w:rPr>
+          <w:rFonts w:ascii="Arial" w:cs="Arial" w:eastAsia="Arial" w:hAnsi="Arial"/>
+          <w:b w:val="false"/>
+          <w:bCs w:val="false"/>
+          <w:i w:val="false"/>
+          <w:iCs w:val="false"/>
+          <w:color w:val="4A5568"/>
+          <w:sz w:val="22"/>
+          <w:szCs w:val="22"/>
+        </w:rPr>
+        <w:t xml:space="preserve">. Counted frame by frame, a car behind you for 10 minutes on one straight road would score 10/10; counted as encounters it scores 0, while one that follows you through 3 turns still scores 9.9.</w:t>
       </w:r>
     </w:p>
     <w:p>
@@ -18704,7 +18731,7 @@
           <w:sz w:val="22"/>
           <w:szCs w:val="22"/>
         </w:rPr>
-        <w:t xml:space="preserve">Keep the plan as it is: finish Phase 1 on the phone, prove the pattern engine and the SDR with real drivers, then add the car in the order above. The code kit carries over to Android Auto, car stereos and a server. Automatic plate reading needs one engine change: counting encounters instead of camera frames.</w:t>
+        <w:t xml:space="preserve">Keep the plan as it is: finish Phase 1 on the phone, prove the pattern engine and the SDR with real drivers, then add the car in the order above. The code kit carries over to Android Auto, car stereos and a server, and its engine is ready for camera plate reads.</w:t>
       </w:r>
     </w:p>
     <w:sectPr>

--- a/sentinel/docs/SENTINEL_Missing_Parts.docx
+++ b/sentinel/docs/SENTINEL_Missing_Parts.docx
@@ -17427,7 +17427,7 @@
           <w:sz w:val="22"/>
           <w:szCs w:val="22"/>
         </w:rPr>
-        <w:t xml:space="preserve">Spotting a tail fast needs eyes behind the car:</w:t>
+        <w:t xml:space="preserve">Spotting a tail sooner needs eyes behind the car:</w:t>
       </w:r>
       <w:r>
         <w:rPr>
@@ -17440,7 +17440,43 @@
           <w:sz w:val="22"/>
           <w:szCs w:val="22"/>
         </w:rPr>
-        <w:t xml:space="preserve"> a camera in the rear window and automatic plate reading (ANPR) on the phone, logging every plate behind you every second or two. The pattern engine then flags a follower within a few zones, which is minutes of driving rather than waiting for the driver to notice. Plan for three things:</w:t>
+        <w:t xml:space="preserve"> a camera in the rear window and automatic plate reading (ANPR) on the phone, logging every plate it can read every second or two. The pattern engine then flags a follower whose plate it keeps reading within a few zones, rather than waiting for the driver to notice. Plan for four things:</w:t>
+      </w:r>
+    </w:p>
+    <w:p>
+      <w:pPr>
+        <w:pStyle w:val="ListParagraph"/>
+        <w:numPr>
+          <w:ilvl w:val="0"/>
+          <w:numId w:val="2"/>
+        </w:numPr>
+        <w:spacing w:after="60" w:before="40"/>
+      </w:pPr>
+      <w:r>
+        <w:rPr>
+          <w:rFonts w:ascii="Arial" w:cs="Arial" w:eastAsia="Arial" w:hAnsi="Arial"/>
+          <w:b/>
+          <w:bCs/>
+          <w:i w:val="false"/>
+          <w:iCs w:val="false"/>
+          <w:color w:val="0D0D0D"/>
+          <w:sz w:val="22"/>
+          <w:szCs w:val="22"/>
+        </w:rPr>
+        <w:t xml:space="preserve">A careful tail keeps its distance.</w:t>
+      </w:r>
+      <w:r>
+        <w:rPr>
+          <w:rFonts w:ascii="Arial" w:cs="Arial" w:eastAsia="Arial" w:hAnsi="Arial"/>
+          <w:b w:val="false"/>
+          <w:bCs w:val="false"/>
+          <w:i w:val="false"/>
+          <w:iCs w:val="false"/>
+          <w:color w:val="4A5568"/>
+          <w:sz w:val="22"/>
+          <w:szCs w:val="22"/>
+        </w:rPr>
+        <w:t xml:space="preserve"> A professional stays several cars back, where the cars in between hide it and its plate is too small to read. A typical wide-angle dashcam reads plates only about one car length away, and even a zoom lens needs a clear view, so the camera mostly catches close or careless followers. The SDR is what exposes a distant tail: after a box turn or roundabout loop the cars in between don’t follow, so the tail must close up behind you or lose you. During a speed check it must overtake you, passing the phone’s forward camera, or end up directly behind you.</w:t>
       </w:r>
     </w:p>
     <w:p>

--- a/sentinel/docs/SENTINEL_Missing_Parts.docx
+++ b/sentinel/docs/SENTINEL_Missing_Parts.docx
@@ -1446,7 +1446,7 @@
                 <w:sz w:val="19"/>
                 <w:szCs w:val="19"/>
               </w:rPr>
-              <w:t xml:space="preserve">Day 20</w:t>
+              <w:t xml:space="preserve">Day 17</w:t>
             </w:r>
           </w:p>
         </w:tc>
@@ -1483,7 +1483,7 @@
                 <w:sz w:val="19"/>
                 <w:szCs w:val="19"/>
               </w:rPr>
-              <w:t xml:space="preserve">The database tables</w:t>
+              <w:t xml:space="preserve">A way to log a car whose plate you can’t read</w:t>
             </w:r>
           </w:p>
         </w:tc>
@@ -1520,7 +1520,7 @@
                 <w:sz w:val="19"/>
                 <w:szCs w:val="19"/>
               </w:rPr>
-              <w:t xml:space="preserve">B6 · database.ts</w:t>
+              <w:t xml:space="preserve">B2, C1 · vehicles.ts</w:t>
             </w:r>
           </w:p>
         </w:tc>
@@ -1562,7 +1562,7 @@
                 <w:sz w:val="19"/>
                 <w:szCs w:val="19"/>
               </w:rPr>
-              <w:t xml:space="preserve">Week 6</w:t>
+              <w:t xml:space="preserve">Day 20</w:t>
             </w:r>
           </w:p>
         </w:tc>
@@ -1599,7 +1599,7 @@
                 <w:sz w:val="19"/>
                 <w:szCs w:val="19"/>
               </w:rPr>
-              <w:t xml:space="preserve">Rush-hour times, known-zone rules, and how the app learns known zones</w:t>
+              <w:t xml:space="preserve">The database tables</w:t>
             </w:r>
           </w:p>
         </w:tc>
@@ -1636,7 +1636,7 @@
                 <w:sz w:val="19"/>
                 <w:szCs w:val="19"/>
               </w:rPr>
-              <w:t xml:space="preserve">B2 · patternDetection.ts</w:t>
+              <w:t xml:space="preserve">B6 · database.ts</w:t>
             </w:r>
           </w:p>
         </w:tc>
@@ -1678,7 +1678,7 @@
                 <w:sz w:val="19"/>
                 <w:szCs w:val="19"/>
               </w:rPr>
-              <w:t xml:space="preserve">Days 8–10, 19, Weeks 5, 8</w:t>
+              <w:t xml:space="preserve">Week 6</w:t>
             </w:r>
           </w:p>
         </w:tc>
@@ -1715,7 +1715,7 @@
                 <w:sz w:val="19"/>
                 <w:szCs w:val="19"/>
               </w:rPr>
-              <w:t xml:space="preserve">Steps that won’t work as written</w:t>
+              <w:t xml:space="preserve">Rush-hour times, known-zone rules, and how the app learns known zones</w:t>
             </w:r>
           </w:p>
         </w:tc>
@@ -1752,7 +1752,7 @@
                 <w:sz w:val="19"/>
                 <w:szCs w:val="19"/>
               </w:rPr>
-              <w:t xml:space="preserve">C1</w:t>
+              <w:t xml:space="preserve">B2 · patternDetection.ts</w:t>
             </w:r>
           </w:p>
         </w:tc>
@@ -1794,7 +1794,7 @@
                 <w:sz w:val="19"/>
                 <w:szCs w:val="19"/>
               </w:rPr>
-              <w:t xml:space="preserve">Designs</w:t>
+              <w:t xml:space="preserve">Days 8–10, 19, Weeks 5, 8</w:t>
             </w:r>
           </w:p>
         </w:tc>
@@ -1831,7 +1831,7 @@
                 <w:sz w:val="19"/>
                 <w:szCs w:val="19"/>
               </w:rPr>
-              <w:t xml:space="preserve">Features with no build day: alerts, police, recording, dead man’s switch, real map, cameras, tabs, light theme</w:t>
+              <w:t xml:space="preserve">Steps that won’t work as written</w:t>
             </w:r>
           </w:p>
         </w:tc>
@@ -1868,7 +1868,7 @@
                 <w:sz w:val="19"/>
                 <w:szCs w:val="19"/>
               </w:rPr>
-              <w:t xml:space="preserve">C2 · emergency.ts</w:t>
+              <w:t xml:space="preserve">C1</w:t>
             </w:r>
           </w:p>
         </w:tc>
@@ -1910,6 +1910,122 @@
                 <w:sz w:val="19"/>
                 <w:szCs w:val="19"/>
               </w:rPr>
+              <w:t xml:space="preserve">Designs</w:t>
+            </w:r>
+          </w:p>
+        </w:tc>
+        <w:tc>
+          <w:tcPr>
+            <w:tcW w:type="dxa" w:w="4560"/>
+            <w:tcBorders>
+              <w:top w:val="single" w:color="E2E8F0" w:sz="2"/>
+              <w:left w:val="single" w:color="E2E8F0" w:sz="2"/>
+              <w:bottom w:val="single" w:color="E2E8F0" w:sz="2"/>
+              <w:right w:val="single" w:color="E2E8F0" w:sz="2"/>
+            </w:tcBorders>
+            <w:shd w:fill="FFFFFF" w:color="auto" w:val="clear"/>
+            <w:tcMar>
+              <w:top w:type="dxa" w:w="90"/>
+              <w:left w:type="dxa" w:w="150"/>
+              <w:bottom w:type="dxa" w:w="90"/>
+              <w:right w:type="dxa" w:w="150"/>
+            </w:tcMar>
+          </w:tcPr>
+          <w:p>
+            <w:pPr>
+              <w:keepNext w:val="false"/>
+              <w:spacing w:after="40" w:before="0"/>
+            </w:pPr>
+            <w:r>
+              <w:rPr>
+                <w:rFonts w:ascii="Arial" w:cs="Arial" w:eastAsia="Arial" w:hAnsi="Arial"/>
+                <w:b w:val="false"/>
+                <w:bCs w:val="false"/>
+                <w:i w:val="false"/>
+                <w:iCs w:val="false"/>
+                <w:color w:val="4A5568"/>
+                <w:sz w:val="19"/>
+                <w:szCs w:val="19"/>
+              </w:rPr>
+              <w:t xml:space="preserve">Features with no build day: alerts, police, recording, dead man’s switch, real map, cameras, tabs, light theme</w:t>
+            </w:r>
+          </w:p>
+        </w:tc>
+        <w:tc>
+          <w:tcPr>
+            <w:tcW w:type="dxa" w:w="3300"/>
+            <w:tcBorders>
+              <w:top w:val="single" w:color="E2E8F0" w:sz="2"/>
+              <w:left w:val="single" w:color="E2E8F0" w:sz="2"/>
+              <w:bottom w:val="single" w:color="E2E8F0" w:sz="2"/>
+              <w:right w:val="single" w:color="E2E8F0" w:sz="2"/>
+            </w:tcBorders>
+            <w:shd w:fill="FFFFFF" w:color="auto" w:val="clear"/>
+            <w:tcMar>
+              <w:top w:type="dxa" w:w="90"/>
+              <w:left w:type="dxa" w:w="150"/>
+              <w:bottom w:type="dxa" w:w="90"/>
+              <w:right w:type="dxa" w:w="150"/>
+            </w:tcMar>
+          </w:tcPr>
+          <w:p>
+            <w:pPr>
+              <w:keepNext w:val="false"/>
+              <w:spacing w:after="40" w:before="0"/>
+            </w:pPr>
+            <w:r>
+              <w:rPr>
+                <w:rFonts w:ascii="Arial" w:cs="Arial" w:eastAsia="Arial" w:hAnsi="Arial"/>
+                <w:b w:val="false"/>
+                <w:bCs w:val="false"/>
+                <w:i w:val="false"/>
+                <w:iCs w:val="false"/>
+                <w:color w:val="4A5568"/>
+                <w:sz w:val="19"/>
+                <w:szCs w:val="19"/>
+              </w:rPr>
+              <w:t xml:space="preserve">C2 · emergency.ts</w:t>
+            </w:r>
+          </w:p>
+        </w:tc>
+      </w:tr>
+      <w:tr>
+        <w:trPr>
+          <w:cantSplit/>
+        </w:trPr>
+        <w:tc>
+          <w:tcPr>
+            <w:tcW w:type="dxa" w:w="1500"/>
+            <w:tcBorders>
+              <w:top w:val="single" w:color="E2E8F0" w:sz="2"/>
+              <w:left w:val="single" w:color="E2E8F0" w:sz="2"/>
+              <w:bottom w:val="single" w:color="E2E8F0" w:sz="2"/>
+              <w:right w:val="single" w:color="E2E8F0" w:sz="2"/>
+            </w:tcBorders>
+            <w:shd w:fill="F7F8FA" w:color="auto" w:val="clear"/>
+            <w:tcMar>
+              <w:top w:type="dxa" w:w="90"/>
+              <w:left w:type="dxa" w:w="150"/>
+              <w:bottom w:type="dxa" w:w="90"/>
+              <w:right w:type="dxa" w:w="150"/>
+            </w:tcMar>
+          </w:tcPr>
+          <w:p>
+            <w:pPr>
+              <w:keepNext w:val="false"/>
+              <w:spacing w:after="40" w:before="0"/>
+            </w:pPr>
+            <w:r>
+              <w:rPr>
+                <w:rFonts w:ascii="Arial" w:cs="Arial" w:eastAsia="Arial" w:hAnsi="Arial"/>
+                <w:b w:val="false"/>
+                <w:bCs w:val="false"/>
+                <w:i w:val="false"/>
+                <w:iCs w:val="false"/>
+                <w:color w:val="4A5568"/>
+                <w:sz w:val="19"/>
+                <w:szCs w:val="19"/>
+              </w:rPr>
               <w:t xml:space="preserve">Week 8</w:t>
             </w:r>
           </w:p>
@@ -1923,7 +2039,7 @@
               <w:bottom w:val="single" w:color="E2E8F0" w:sz="2"/>
               <w:right w:val="single" w:color="E2E8F0" w:sz="2"/>
             </w:tcBorders>
-            <w:shd w:fill="FFFFFF" w:color="auto" w:val="clear"/>
+            <w:shd w:fill="F7F8FA" w:color="auto" w:val="clear"/>
             <w:tcMar>
               <w:top w:type="dxa" w:w="90"/>
               <w:left w:type="dxa" w:w="150"/>
@@ -1960,7 +2076,7 @@
               <w:bottom w:val="single" w:color="E2E8F0" w:sz="2"/>
               <w:right w:val="single" w:color="E2E8F0" w:sz="2"/>
             </w:tcBorders>
-            <w:shd w:fill="FFFFFF" w:color="auto" w:val="clear"/>
+            <w:shd w:fill="F7F8FA" w:color="auto" w:val="clear"/>
             <w:tcMar>
               <w:top w:type="dxa" w:w="90"/>
               <w:left w:type="dxa" w:w="150"/>
@@ -4289,7 +4405,7 @@
                 <w:sz w:val="19"/>
                 <w:szCs w:val="19"/>
               </w:rPr>
-              <w:t xml:space="preserve">src/store/sentinelStore.ts</w:t>
+              <w:t xml:space="preserve">src/constants/vehicles.ts</w:t>
             </w:r>
           </w:p>
         </w:tc>
@@ -4326,7 +4442,7 @@
                 <w:sz w:val="19"/>
                 <w:szCs w:val="19"/>
               </w:rPr>
-              <w:t xml:space="preserve">6, 9, 20</w:t>
+              <w:t xml:space="preserve">17</w:t>
             </w:r>
           </w:p>
         </w:tc>
@@ -4363,7 +4479,7 @@
                 <w:sz w:val="19"/>
                 <w:szCs w:val="19"/>
               </w:rPr>
-              <w:t xml:space="preserve">The store: threat state, sightings, test button, saving, camera reads</w:t>
+              <w:t xml:space="preserve">Colour, type and make pick-lists</w:t>
             </w:r>
           </w:p>
         </w:tc>
@@ -4405,7 +4521,7 @@
                 <w:sz w:val="19"/>
                 <w:szCs w:val="19"/>
               </w:rPr>
-              <w:t xml:space="preserve">src/engine/patternDetection.ts</w:t>
+              <w:t xml:space="preserve">src/store/sentinelStore.ts</w:t>
             </w:r>
           </w:p>
         </w:tc>
@@ -4442,7 +4558,7 @@
                 <w:sz w:val="19"/>
                 <w:szCs w:val="19"/>
               </w:rPr>
-              <w:t xml:space="preserve">8, Wk 6</w:t>
+              <w:t xml:space="preserve">6, 9, 20</w:t>
             </w:r>
           </w:p>
         </w:tc>
@@ -4479,7 +4595,7 @@
                 <w:sz w:val="19"/>
                 <w:szCs w:val="19"/>
               </w:rPr>
-              <w:t xml:space="preserve">calculateThreatScore, computeZoneId, computeR2, corridor filter</w:t>
+              <w:t xml:space="preserve">The store: threat state, sightings, test button, saving, plate-unknown cars, camera reads</w:t>
             </w:r>
           </w:p>
         </w:tc>
@@ -4521,7 +4637,7 @@
                 <w:sz w:val="19"/>
                 <w:szCs w:val="19"/>
               </w:rPr>
-              <w:t xml:space="preserve">src/engine/demo.ts</w:t>
+              <w:t xml:space="preserve">src/engine/patternDetection.ts</w:t>
             </w:r>
           </w:p>
         </w:tc>
@@ -4558,7 +4674,7 @@
                 <w:sz w:val="19"/>
                 <w:szCs w:val="19"/>
               </w:rPr>
-              <w:t xml:space="preserve">9</w:t>
+              <w:t xml:space="preserve">8, Wk 6</w:t>
             </w:r>
           </w:p>
         </w:tc>
@@ -4595,7 +4711,7 @@
                 <w:sz w:val="19"/>
                 <w:szCs w:val="19"/>
               </w:rPr>
-              <w:t xml:space="preserve">Test-button sighting positions</w:t>
+              <w:t xml:space="preserve">calculateThreatScore, computeZoneId, computeR2, corridor filter</w:t>
             </w:r>
           </w:p>
         </w:tc>
@@ -4637,7 +4753,7 @@
                 <w:sz w:val="19"/>
                 <w:szCs w:val="19"/>
               </w:rPr>
-              <w:t xml:space="preserve">src/hooks/useLocationTracking.ts</w:t>
+              <w:t xml:space="preserve">src/engine/demo.ts</w:t>
             </w:r>
           </w:p>
         </w:tc>
@@ -4674,7 +4790,7 @@
                 <w:sz w:val="19"/>
                 <w:szCs w:val="19"/>
               </w:rPr>
-              <w:t xml:space="preserve">10</w:t>
+              <w:t xml:space="preserve">9</w:t>
             </w:r>
           </w:p>
         </w:tc>
@@ -4711,7 +4827,7 @@
                 <w:sz w:val="19"/>
                 <w:szCs w:val="19"/>
               </w:rPr>
-              <w:t xml:space="preserve">GPS position and speed</w:t>
+              <w:t xml:space="preserve">Test-button sighting positions</w:t>
             </w:r>
           </w:p>
         </w:tc>
@@ -4753,7 +4869,7 @@
                 <w:sz w:val="19"/>
                 <w:szCs w:val="19"/>
               </w:rPr>
-              <w:t xml:space="preserve">src/engine/sdr.ts</w:t>
+              <w:t xml:space="preserve">src/hooks/useLocationTracking.ts</w:t>
             </w:r>
           </w:p>
         </w:tc>
@@ -4790,7 +4906,7 @@
                 <w:sz w:val="19"/>
                 <w:szCs w:val="19"/>
               </w:rPr>
-              <w:t xml:space="preserve">11–14</w:t>
+              <w:t xml:space="preserve">10</w:t>
             </w:r>
           </w:p>
         </w:tc>
@@ -4827,7 +4943,7 @@
                 <w:sz w:val="19"/>
                 <w:szCs w:val="19"/>
               </w:rPr>
-              <w:t xml:space="preserve">SDR rules, maneuvers, voice lines, scoring, verdicts</w:t>
+              <w:t xml:space="preserve">GPS position and speed</w:t>
             </w:r>
           </w:p>
         </w:tc>
@@ -4869,7 +4985,7 @@
                 <w:sz w:val="19"/>
                 <w:szCs w:val="19"/>
               </w:rPr>
-              <w:t xml:space="preserve">src/security/appLock.ts</w:t>
+              <w:t xml:space="preserve">src/engine/sdr.ts</w:t>
             </w:r>
           </w:p>
         </w:tc>
@@ -4906,7 +5022,7 @@
                 <w:sz w:val="19"/>
                 <w:szCs w:val="19"/>
               </w:rPr>
-              <w:t xml:space="preserve">19</w:t>
+              <w:t xml:space="preserve">11–14</w:t>
             </w:r>
           </w:p>
         </w:tc>
@@ -4943,7 +5059,7 @@
                 <w:sz w:val="19"/>
                 <w:szCs w:val="19"/>
               </w:rPr>
-              <w:t xml:space="preserve">PIN, biometrics, privacy screen</w:t>
+              <w:t xml:space="preserve">SDR rules, maneuvers, voice lines, scoring, verdicts</w:t>
             </w:r>
           </w:p>
         </w:tc>
@@ -4985,7 +5101,7 @@
                 <w:sz w:val="19"/>
                 <w:szCs w:val="19"/>
               </w:rPr>
-              <w:t xml:space="preserve">src/db/database.ts</w:t>
+              <w:t xml:space="preserve">src/security/appLock.ts</w:t>
             </w:r>
           </w:p>
         </w:tc>
@@ -5022,7 +5138,7 @@
                 <w:sz w:val="19"/>
                 <w:szCs w:val="19"/>
               </w:rPr>
-              <w:t xml:space="preserve">20, Wk 5</w:t>
+              <w:t xml:space="preserve">19</w:t>
             </w:r>
           </w:p>
         </w:tc>
@@ -5059,7 +5175,7 @@
                 <w:sz w:val="19"/>
                 <w:szCs w:val="19"/>
               </w:rPr>
-              <w:t xml:space="preserve">Tables, auto-delete, encryption switch, panic wipe</w:t>
+              <w:t xml:space="preserve">PIN, biometrics, privacy screen</w:t>
             </w:r>
           </w:p>
         </w:tc>
@@ -5101,7 +5217,7 @@
                 <w:sz w:val="19"/>
                 <w:szCs w:val="19"/>
               </w:rPr>
-              <w:t xml:space="preserve">src/services/emergency.ts</w:t>
+              <w:t xml:space="preserve">src/db/database.ts</w:t>
             </w:r>
           </w:p>
         </w:tc>
@@ -5138,7 +5254,7 @@
                 <w:sz w:val="19"/>
                 <w:szCs w:val="19"/>
               </w:rPr>
-              <w:t xml:space="preserve">C2</w:t>
+              <w:t xml:space="preserve">20, Wk 5</w:t>
             </w:r>
           </w:p>
         </w:tc>
@@ -5175,7 +5291,7 @@
                 <w:sz w:val="19"/>
                 <w:szCs w:val="19"/>
               </w:rPr>
-              <w:t xml:space="preserve">SMS / WhatsApp alert, police search</w:t>
+              <w:t xml:space="preserve">Tables, auto-delete, encryption switch, panic wipe</w:t>
             </w:r>
           </w:p>
         </w:tc>
@@ -5217,6 +5333,122 @@
                 <w:sz w:val="19"/>
                 <w:szCs w:val="19"/>
               </w:rPr>
+              <w:t xml:space="preserve">src/services/emergency.ts</w:t>
+            </w:r>
+          </w:p>
+        </w:tc>
+        <w:tc>
+          <w:tcPr>
+            <w:tcW w:type="dxa" w:w="1500"/>
+            <w:tcBorders>
+              <w:top w:val="single" w:color="E2E8F0" w:sz="2"/>
+              <w:left w:val="single" w:color="E2E8F0" w:sz="2"/>
+              <w:bottom w:val="single" w:color="E2E8F0" w:sz="2"/>
+              <w:right w:val="single" w:color="E2E8F0" w:sz="2"/>
+            </w:tcBorders>
+            <w:shd w:fill="F7F8FA" w:color="auto" w:val="clear"/>
+            <w:tcMar>
+              <w:top w:type="dxa" w:w="90"/>
+              <w:left w:type="dxa" w:w="150"/>
+              <w:bottom w:type="dxa" w:w="90"/>
+              <w:right w:type="dxa" w:w="150"/>
+            </w:tcMar>
+          </w:tcPr>
+          <w:p>
+            <w:pPr>
+              <w:keepNext w:val="false"/>
+              <w:spacing w:after="40" w:before="0"/>
+            </w:pPr>
+            <w:r>
+              <w:rPr>
+                <w:rFonts w:ascii="Arial" w:cs="Arial" w:eastAsia="Arial" w:hAnsi="Arial"/>
+                <w:b w:val="false"/>
+                <w:bCs w:val="false"/>
+                <w:i w:val="false"/>
+                <w:iCs w:val="false"/>
+                <w:color w:val="4A5568"/>
+                <w:sz w:val="19"/>
+                <w:szCs w:val="19"/>
+              </w:rPr>
+              <w:t xml:space="preserve">C2</w:t>
+            </w:r>
+          </w:p>
+        </w:tc>
+        <w:tc>
+          <w:tcPr>
+            <w:tcW w:type="dxa" w:w="3900"/>
+            <w:tcBorders>
+              <w:top w:val="single" w:color="E2E8F0" w:sz="2"/>
+              <w:left w:val="single" w:color="E2E8F0" w:sz="2"/>
+              <w:bottom w:val="single" w:color="E2E8F0" w:sz="2"/>
+              <w:right w:val="single" w:color="E2E8F0" w:sz="2"/>
+            </w:tcBorders>
+            <w:shd w:fill="F7F8FA" w:color="auto" w:val="clear"/>
+            <w:tcMar>
+              <w:top w:type="dxa" w:w="90"/>
+              <w:left w:type="dxa" w:w="150"/>
+              <w:bottom w:type="dxa" w:w="90"/>
+              <w:right w:type="dxa" w:w="150"/>
+            </w:tcMar>
+          </w:tcPr>
+          <w:p>
+            <w:pPr>
+              <w:keepNext w:val="false"/>
+              <w:spacing w:after="40" w:before="0"/>
+            </w:pPr>
+            <w:r>
+              <w:rPr>
+                <w:rFonts w:ascii="Arial" w:cs="Arial" w:eastAsia="Arial" w:hAnsi="Arial"/>
+                <w:b w:val="false"/>
+                <w:bCs w:val="false"/>
+                <w:i w:val="false"/>
+                <w:iCs w:val="false"/>
+                <w:color w:val="4A5568"/>
+                <w:sz w:val="19"/>
+                <w:szCs w:val="19"/>
+              </w:rPr>
+              <w:t xml:space="preserve">SMS / WhatsApp alert, police search</w:t>
+            </w:r>
+          </w:p>
+        </w:tc>
+      </w:tr>
+      <w:tr>
+        <w:trPr>
+          <w:cantSplit/>
+        </w:trPr>
+        <w:tc>
+          <w:tcPr>
+            <w:tcW w:type="dxa" w:w="3960"/>
+            <w:tcBorders>
+              <w:top w:val="single" w:color="E2E8F0" w:sz="2"/>
+              <w:left w:val="single" w:color="E2E8F0" w:sz="2"/>
+              <w:bottom w:val="single" w:color="E2E8F0" w:sz="2"/>
+              <w:right w:val="single" w:color="E2E8F0" w:sz="2"/>
+            </w:tcBorders>
+            <w:shd w:fill="FFFFFF" w:color="auto" w:val="clear"/>
+            <w:tcMar>
+              <w:top w:type="dxa" w:w="90"/>
+              <w:left w:type="dxa" w:w="150"/>
+              <w:bottom w:type="dxa" w:w="90"/>
+              <w:right w:type="dxa" w:w="150"/>
+            </w:tcMar>
+          </w:tcPr>
+          <w:p>
+            <w:pPr>
+              <w:keepNext w:val="false"/>
+              <w:spacing w:after="40" w:before="0"/>
+            </w:pPr>
+            <w:r>
+              <w:rPr>
+                <w:rFonts w:ascii="Arial" w:cs="Arial" w:eastAsia="Arial" w:hAnsi="Arial"/>
+                <w:b w:val="false"/>
+                <w:bCs w:val="false"/>
+                <w:i w:val="false"/>
+                <w:iCs w:val="false"/>
+                <w:color w:val="4A5568"/>
+                <w:sz w:val="19"/>
+                <w:szCs w:val="19"/>
+              </w:rPr>
               <w:t xml:space="preserve">scripts/check-engine.ts</w:t>
             </w:r>
           </w:p>
@@ -5230,7 +5462,7 @@
               <w:bottom w:val="single" w:color="E2E8F0" w:sz="2"/>
               <w:right w:val="single" w:color="E2E8F0" w:sz="2"/>
             </w:tcBorders>
-            <w:shd w:fill="F7F8FA" w:color="auto" w:val="clear"/>
+            <w:shd w:fill="FFFFFF" w:color="auto" w:val="clear"/>
             <w:tcMar>
               <w:top w:type="dxa" w:w="90"/>
               <w:left w:type="dxa" w:w="150"/>
@@ -5267,7 +5499,7 @@
               <w:bottom w:val="single" w:color="E2E8F0" w:sz="2"/>
               <w:right w:val="single" w:color="E2E8F0" w:sz="2"/>
             </w:tcBorders>
-            <w:shd w:fill="F7F8FA" w:color="auto" w:val="clear"/>
+            <w:shd w:fill="FFFFFF" w:color="auto" w:val="clear"/>
             <w:tcMar>
               <w:top w:type="dxa" w:w="90"/>
               <w:left w:type="dxa" w:w="150"/>
@@ -8216,6 +8448,122 @@
           </w:tcPr>
           <w:p>
             <w:pPr>
+              <w:keepNext/>
+              <w:spacing w:after="40" w:before="0"/>
+            </w:pPr>
+            <w:r>
+              <w:rPr>
+                <w:rFonts w:ascii="Arial" w:cs="Arial" w:eastAsia="Arial" w:hAnsi="Arial"/>
+                <w:b w:val="false"/>
+                <w:bCs w:val="false"/>
+                <w:i w:val="false"/>
+                <w:iCs w:val="false"/>
+                <w:color w:val="4A5568"/>
+                <w:sz w:val="19"/>
+                <w:szCs w:val="19"/>
+              </w:rPr>
+              <w:t xml:space="preserve">Plate unknown</w:t>
+            </w:r>
+          </w:p>
+        </w:tc>
+        <w:tc>
+          <w:tcPr>
+            <w:tcW w:type="dxa" w:w="4360"/>
+            <w:tcBorders>
+              <w:top w:val="single" w:color="E2E8F0" w:sz="2"/>
+              <w:left w:val="single" w:color="E2E8F0" w:sz="2"/>
+              <w:bottom w:val="single" w:color="E2E8F0" w:sz="2"/>
+              <w:right w:val="single" w:color="E2E8F0" w:sz="2"/>
+            </w:tcBorders>
+            <w:shd w:fill="F7F8FA" w:color="auto" w:val="clear"/>
+            <w:tcMar>
+              <w:top w:type="dxa" w:w="90"/>
+              <w:left w:type="dxa" w:w="150"/>
+              <w:bottom w:type="dxa" w:w="90"/>
+              <w:right w:type="dxa" w:w="150"/>
+            </w:tcMar>
+          </w:tcPr>
+          <w:p>
+            <w:pPr>
+              <w:keepNext/>
+              <w:spacing w:after="40" w:before="0"/>
+            </w:pPr>
+            <w:r>
+              <w:rPr>
+                <w:rFonts w:ascii="Arial" w:cs="Arial" w:eastAsia="Arial" w:hAnsi="Arial"/>
+                <w:b w:val="false"/>
+                <w:bCs w:val="false"/>
+                <w:i w:val="false"/>
+                <w:iCs w:val="false"/>
+                <w:color w:val="4A5568"/>
+                <w:sz w:val="19"/>
+                <w:szCs w:val="19"/>
+              </w:rPr>
+              <w:t xml:space="preserve">A car you could only describe (colour, type, make) earns half points, because many cars look alike. Link its plate when you read it and the earlier sightings count in full.</w:t>
+            </w:r>
+          </w:p>
+        </w:tc>
+        <w:tc>
+          <w:tcPr>
+            <w:tcW w:type="dxa" w:w="3100"/>
+            <w:tcBorders>
+              <w:top w:val="single" w:color="E2E8F0" w:sz="2"/>
+              <w:left w:val="single" w:color="E2E8F0" w:sz="2"/>
+              <w:bottom w:val="single" w:color="E2E8F0" w:sz="2"/>
+              <w:right w:val="single" w:color="E2E8F0" w:sz="2"/>
+            </w:tcBorders>
+            <w:shd w:fill="F7F8FA" w:color="auto" w:val="clear"/>
+            <w:tcMar>
+              <w:top w:type="dxa" w:w="90"/>
+              <w:left w:type="dxa" w:w="150"/>
+              <w:bottom w:type="dxa" w:w="90"/>
+              <w:right w:type="dxa" w:w="150"/>
+            </w:tcMar>
+          </w:tcPr>
+          <w:p>
+            <w:pPr>
+              <w:keepNext/>
+              <w:spacing w:after="40" w:before="0"/>
+            </w:pPr>
+            <w:r>
+              <w:rPr>
+                <w:rFonts w:ascii="Arial" w:cs="Arial" w:eastAsia="Arial" w:hAnsi="Arial"/>
+                <w:b w:val="false"/>
+                <w:bCs w:val="false"/>
+                <w:i w:val="false"/>
+                <w:iCs w:val="false"/>
+                <w:color w:val="4A5568"/>
+                <w:sz w:val="19"/>
+                <w:szCs w:val="19"/>
+              </w:rPr>
+              <w:t xml:space="preserve">DESCRIPTION_WEIGHT</w:t>
+            </w:r>
+          </w:p>
+        </w:tc>
+      </w:tr>
+      <w:tr>
+        <w:trPr>
+          <w:cantSplit/>
+        </w:trPr>
+        <w:tc>
+          <w:tcPr>
+            <w:tcW w:type="dxa" w:w="1900"/>
+            <w:tcBorders>
+              <w:top w:val="single" w:color="E2E8F0" w:sz="2"/>
+              <w:left w:val="single" w:color="E2E8F0" w:sz="2"/>
+              <w:bottom w:val="single" w:color="E2E8F0" w:sz="2"/>
+              <w:right w:val="single" w:color="E2E8F0" w:sz="2"/>
+            </w:tcBorders>
+            <w:shd w:fill="FFFFFF" w:color="auto" w:val="clear"/>
+            <w:tcMar>
+              <w:top w:type="dxa" w:w="90"/>
+              <w:left w:type="dxa" w:w="150"/>
+              <w:bottom w:type="dxa" w:w="90"/>
+              <w:right w:type="dxa" w:w="150"/>
+            </w:tcMar>
+          </w:tcPr>
+          <w:p>
+            <w:pPr>
               <w:keepNext w:val="false"/>
               <w:spacing w:after="40" w:before="0"/>
             </w:pPr>
@@ -8243,7 +8591,7 @@
               <w:bottom w:val="single" w:color="E2E8F0" w:sz="2"/>
               <w:right w:val="single" w:color="E2E8F0" w:sz="2"/>
             </w:tcBorders>
-            <w:shd w:fill="F7F8FA" w:color="auto" w:val="clear"/>
+            <w:shd w:fill="FFFFFF" w:color="auto" w:val="clear"/>
             <w:tcMar>
               <w:top w:type="dxa" w:w="90"/>
               <w:left w:type="dxa" w:w="150"/>
@@ -8280,7 +8628,7 @@
               <w:bottom w:val="single" w:color="E2E8F0" w:sz="2"/>
               <w:right w:val="single" w:color="E2E8F0" w:sz="2"/>
             </w:tcBorders>
-            <w:shd w:fill="F7F8FA" w:color="auto" w:val="clear"/>
+            <w:shd w:fill="FFFFFF" w:color="auto" w:val="clear"/>
             <w:tcMar>
               <w:top w:type="dxa" w:w="90"/>
               <w:left w:type="dxa" w:w="150"/>
@@ -9323,7 +9671,7 @@
           <w:sz w:val="22"/>
           <w:szCs w:val="22"/>
         </w:rPr>
-        <w:t xml:space="preserve">Answer YES only when you can clearly see the same vehicle. If you can’t see it, answer NO.</w:t>
+        <w:t xml:space="preserve">Answer YES only when you can clearly see the same vehicle: its plate, or its colour, make and any distinctive feature. If you can’t see it, answer NO.</w:t>
       </w:r>
     </w:p>
     <w:p>
@@ -10123,7 +10471,7 @@
           <w:sz w:val="22"/>
           <w:szCs w:val="22"/>
         </w:rPr>
-        <w:t xml:space="preserve"> Each maneuver has a spoken line, for example “Maneuver 1 of 5. Box turn. When it is safe, take the next four right turns to come back onto this road.” After each one: “Is K S J, 4 4 9 still visible?” The plate is spelled out because text-to-speech mangles plates read as one word.</w:t>
+        <w:t xml:space="preserve"> Each maneuver has a spoken line, for example “Maneuver 1 of 5. Box turn. When it is safe, take the next four right turns to come back onto this road.” After each one: “Is K S J, 4 4 9 still visible?” The plate is spelled out because text-to-speech mangles plates read as one word. For a car logged without a plate: “Is the Silver Toyota Saloon still behind you?”</w:t>
       </w:r>
     </w:p>
     <w:p>
@@ -12013,7 +12361,7 @@
                 <w:sz w:val="19"/>
                 <w:szCs w:val="19"/>
               </w:rPr>
-              <w:t xml:space="preserve">id, session_id, plate, seen_at, last_seen_at, latitude, longitude, zone_id, description, colour, location_label, source, cleared</w:t>
+              <w:t xml:space="preserve">id, session_id, plate, seen_at, last_seen_at, latitude, longitude, zone_id, description, colour, body_type, make, location_label, source, cleared</w:t>
             </w:r>
           </w:p>
         </w:tc>
@@ -13174,7 +13522,7 @@
                 <w:sz w:val="19"/>
                 <w:szCs w:val="19"/>
               </w:rPr>
-              <w:t xml:space="preserve">18</w:t>
+              <w:t xml:space="preserve">17</w:t>
             </w:r>
           </w:p>
         </w:tc>
@@ -13211,7 +13559,7 @@
                 <w:sz w:val="19"/>
                 <w:szCs w:val="19"/>
               </w:rPr>
-              <w:t xml:space="preserve">Store contacts in SecureStore</w:t>
+              <w:t xml:space="preserve">Add-vehicle modal: plate input, colour selector</w:t>
             </w:r>
           </w:p>
         </w:tc>
@@ -13248,7 +13596,7 @@
                 <w:sz w:val="19"/>
                 <w:szCs w:val="19"/>
               </w:rPr>
-              <w:t xml:space="preserve">Works. Keys may use only letters, numbers, “.”, “-” and “_”.</w:t>
+              <w:t xml:space="preserve">At a distance you often can’t read the plate, and a plate-only form loses those sightings.</w:t>
             </w:r>
           </w:p>
         </w:tc>
@@ -13285,34 +13633,7 @@
                 <w:sz w:val="19"/>
                 <w:szCs w:val="19"/>
               </w:rPr>
-              <w:t xml:space="preserve">Save the list as one JSON string under </w:t>
-            </w:r>
-            <w:r>
-              <w:rPr>
-                <w:rFonts w:ascii="Courier New" w:cs="Courier New" w:eastAsia="Courier New" w:hAnsi="Courier New"/>
-                <w:b w:val="false"/>
-                <w:bCs w:val="false"/>
-                <w:i w:val="false"/>
-                <w:iCs w:val="false"/>
-                <w:color w:val="0F2A3F"/>
-                <w:sz w:val="17"/>
-                <w:szCs w:val="17"/>
-                <w:shd w:fill="EEF2F6" w:color="auto" w:val="clear"/>
-              </w:rPr>
-              <w:t xml:space="preserve">sentinel.contacts</w:t>
-            </w:r>
-            <w:r>
-              <w:rPr>
-                <w:rFonts w:ascii="Arial" w:cs="Arial" w:eastAsia="Arial" w:hAnsi="Arial"/>
-                <w:b w:val="false"/>
-                <w:bCs w:val="false"/>
-                <w:i w:val="false"/>
-                <w:iCs w:val="false"/>
-                <w:color w:val="4A5568"/>
-                <w:sz w:val="19"/>
-                <w:szCs w:val="19"/>
-              </w:rPr>
-              <w:t xml:space="preserve">.</w:t>
+              <w:t xml:space="preserve">Make the plate optional. Add colour, type and make chips from src/constants/vehicles.ts and a “distinctive feature” box. logVehicle accepts a description instead of a plate.</w:t>
             </w:r>
           </w:p>
         </w:tc>
@@ -13354,7 +13675,7 @@
                 <w:sz w:val="19"/>
                 <w:szCs w:val="19"/>
               </w:rPr>
-              <w:t xml:space="preserve">19</w:t>
+              <w:t xml:space="preserve">18</w:t>
             </w:r>
           </w:p>
         </w:tc>
@@ -13391,7 +13712,7 @@
                 <w:sz w:val="19"/>
                 <w:szCs w:val="19"/>
               </w:rPr>
-              <w:t xml:space="preserve">PIN setup using Expo LocalAuthentication</w:t>
+              <w:t xml:space="preserve">Store contacts in SecureStore</w:t>
             </w:r>
           </w:p>
         </w:tc>
@@ -13428,7 +13749,7 @@
                 <w:sz w:val="19"/>
                 <w:szCs w:val="19"/>
               </w:rPr>
-              <w:t xml:space="preserve">LocalAuthentication only uses the phone’s own fingerprint, face or passcode. It can’t create a PIN.</w:t>
+              <w:t xml:space="preserve">Works. Keys may use only letters, numbers, “.”, “-” and “_”.</w:t>
             </w:r>
           </w:p>
         </w:tc>
@@ -13465,7 +13786,34 @@
                 <w:sz w:val="19"/>
                 <w:szCs w:val="19"/>
               </w:rPr>
-              <w:t xml:space="preserve">appLock.ts: setPin / verifyPin (salted hash, locks after 5 wrong tries) and unlockWithBiometrics.</w:t>
+              <w:t xml:space="preserve">Save the list as one JSON string under </w:t>
+            </w:r>
+            <w:r>
+              <w:rPr>
+                <w:rFonts w:ascii="Courier New" w:cs="Courier New" w:eastAsia="Courier New" w:hAnsi="Courier New"/>
+                <w:b w:val="false"/>
+                <w:bCs w:val="false"/>
+                <w:i w:val="false"/>
+                <w:iCs w:val="false"/>
+                <w:color w:val="0F2A3F"/>
+                <w:sz w:val="17"/>
+                <w:szCs w:val="17"/>
+                <w:shd w:fill="EEF2F6" w:color="auto" w:val="clear"/>
+              </w:rPr>
+              <w:t xml:space="preserve">sentinel.contacts</w:t>
+            </w:r>
+            <w:r>
+              <w:rPr>
+                <w:rFonts w:ascii="Arial" w:cs="Arial" w:eastAsia="Arial" w:hAnsi="Arial"/>
+                <w:b w:val="false"/>
+                <w:bCs w:val="false"/>
+                <w:i w:val="false"/>
+                <w:iCs w:val="false"/>
+                <w:color w:val="4A5568"/>
+                <w:sz w:val="19"/>
+                <w:szCs w:val="19"/>
+              </w:rPr>
+              <w:t xml:space="preserve">.</w:t>
             </w:r>
           </w:p>
         </w:tc>
@@ -13544,7 +13892,7 @@
                 <w:sz w:val="19"/>
                 <w:szCs w:val="19"/>
               </w:rPr>
-              <w:t xml:space="preserve">Blur the screen using AppState</w:t>
+              <w:t xml:space="preserve">PIN setup using Expo LocalAuthentication</w:t>
             </w:r>
           </w:p>
         </w:tc>
@@ -13581,7 +13929,7 @@
                 <w:sz w:val="19"/>
                 <w:szCs w:val="19"/>
               </w:rPr>
-              <w:t xml:space="preserve">The app-switcher preview can be captured before your blur appears.</w:t>
+              <w:t xml:space="preserve">LocalAuthentication only uses the phone’s own fingerprint, face or passcode. It can’t create a PIN.</w:t>
             </w:r>
           </w:p>
         </w:tc>
@@ -13618,7 +13966,7 @@
                 <w:sz w:val="19"/>
                 <w:szCs w:val="19"/>
               </w:rPr>
-              <w:t xml:space="preserve">enablePrivacyScreen(): blank preview on Android, blur on iPhone. Turn it off for Week 8 screenshots.</w:t>
+              <w:t xml:space="preserve">appLock.ts: setPin / verifyPin (salted hash, locks after 5 wrong tries) and unlockWithBiometrics.</w:t>
             </w:r>
           </w:p>
         </w:tc>
@@ -13660,7 +14008,7 @@
                 <w:sz w:val="19"/>
                 <w:szCs w:val="19"/>
               </w:rPr>
-              <w:t xml:space="preserve">Wk 5</w:t>
+              <w:t xml:space="preserve">19</w:t>
             </w:r>
           </w:p>
         </w:tc>
@@ -13697,7 +14045,7 @@
                 <w:sz w:val="19"/>
                 <w:szCs w:val="19"/>
               </w:rPr>
-              <w:t xml:space="preserve">SQLCipher encryption</w:t>
+              <w:t xml:space="preserve">Blur the screen using AppState</w:t>
             </w:r>
           </w:p>
         </w:tc>
@@ -13734,34 +14082,7 @@
                 <w:sz w:val="19"/>
                 <w:szCs w:val="19"/>
               </w:rPr>
-              <w:t xml:space="preserve">Needs </w:t>
-            </w:r>
-            <w:r>
-              <w:rPr>
-                <w:rFonts w:ascii="Courier New" w:cs="Courier New" w:eastAsia="Courier New" w:hAnsi="Courier New"/>
-                <w:b w:val="false"/>
-                <w:bCs w:val="false"/>
-                <w:i w:val="false"/>
-                <w:iCs w:val="false"/>
-                <w:color w:val="0F2A3F"/>
-                <w:sz w:val="17"/>
-                <w:szCs w:val="17"/>
-                <w:shd w:fill="EEF2F6" w:color="auto" w:val="clear"/>
-              </w:rPr>
-              <w:t xml:space="preserve">useSQLCipher: true</w:t>
-            </w:r>
-            <w:r>
-              <w:rPr>
-                <w:rFonts w:ascii="Arial" w:cs="Arial" w:eastAsia="Arial" w:hAnsi="Arial"/>
-                <w:b w:val="false"/>
-                <w:bCs w:val="false"/>
-                <w:i w:val="false"/>
-                <w:iCs w:val="false"/>
-                <w:color w:val="4A5568"/>
-                <w:sz w:val="19"/>
-                <w:szCs w:val="19"/>
-              </w:rPr>
-              <w:t xml:space="preserve"> in the expo-sqlite plugin and a development build. In Expo Go the key is silently ignored.</w:t>
+              <w:t xml:space="preserve">The app-switcher preview can be captured before your blur appears.</w:t>
             </w:r>
           </w:p>
         </w:tc>
@@ -13798,7 +14119,7 @@
                 <w:sz w:val="19"/>
                 <w:szCs w:val="19"/>
               </w:rPr>
-              <w:t xml:space="preserve">Set ENCRYPT_DATABASE in database.ts, then confirm isDatabaseEncrypted() returns true.</w:t>
+              <w:t xml:space="preserve">enablePrivacyScreen(): blank preview on Android, blur on iPhone. Turn it off for Week 8 screenshots.</w:t>
             </w:r>
           </w:p>
         </w:tc>
@@ -13877,7 +14198,7 @@
                 <w:sz w:val="19"/>
                 <w:szCs w:val="19"/>
               </w:rPr>
-              <w:t xml:space="preserve">Panic wipe: triple volume-down</w:t>
+              <w:t xml:space="preserve">SQLCipher encryption</w:t>
             </w:r>
           </w:p>
         </w:tc>
@@ -13914,7 +14235,34 @@
                 <w:sz w:val="19"/>
                 <w:szCs w:val="19"/>
               </w:rPr>
-              <w:t xml:space="preserve">Needs react-native-volume-manager and a development build, and only works while the app is open. iPhones report volume changes, not presses, so presses at minimum volume can be missed.</w:t>
+              <w:t xml:space="preserve">Needs </w:t>
+            </w:r>
+            <w:r>
+              <w:rPr>
+                <w:rFonts w:ascii="Courier New" w:cs="Courier New" w:eastAsia="Courier New" w:hAnsi="Courier New"/>
+                <w:b w:val="false"/>
+                <w:bCs w:val="false"/>
+                <w:i w:val="false"/>
+                <w:iCs w:val="false"/>
+                <w:color w:val="0F2A3F"/>
+                <w:sz w:val="17"/>
+                <w:szCs w:val="17"/>
+                <w:shd w:fill="EEF2F6" w:color="auto" w:val="clear"/>
+              </w:rPr>
+              <w:t xml:space="preserve">useSQLCipher: true</w:t>
+            </w:r>
+            <w:r>
+              <w:rPr>
+                <w:rFonts w:ascii="Arial" w:cs="Arial" w:eastAsia="Arial" w:hAnsi="Arial"/>
+                <w:b w:val="false"/>
+                <w:bCs w:val="false"/>
+                <w:i w:val="false"/>
+                <w:iCs w:val="false"/>
+                <w:color w:val="4A5568"/>
+                <w:sz w:val="19"/>
+                <w:szCs w:val="19"/>
+              </w:rPr>
+              <w:t xml:space="preserve"> in the expo-sqlite plugin and a development build. In Expo Go the key is silently ignored.</w:t>
             </w:r>
           </w:p>
         </w:tc>
@@ -13951,7 +14299,7 @@
                 <w:sz w:val="19"/>
                 <w:szCs w:val="19"/>
               </w:rPr>
-              <w:t xml:space="preserve">Also add an in-app gesture, e.g. hold the SENTINEL wordmark for 3 seconds → wipeAllData().</w:t>
+              <w:t xml:space="preserve">Set ENCRYPT_DATABASE in database.ts, then confirm isDatabaseEncrypted() returns true.</w:t>
             </w:r>
           </w:p>
         </w:tc>
@@ -14030,7 +14378,7 @@
                 <w:sz w:val="19"/>
                 <w:szCs w:val="19"/>
               </w:rPr>
-              <w:t xml:space="preserve">Root / jailbreak detection</w:t>
+              <w:t xml:space="preserve">Panic wipe: triple volume-down</w:t>
             </w:r>
           </w:p>
         </w:tc>
@@ -14067,7 +14415,7 @@
                 <w:sz w:val="19"/>
                 <w:szCs w:val="19"/>
               </w:rPr>
-              <w:t xml:space="preserve">jail-monkey needs a development build and is easy to bypass.</w:t>
+              <w:t xml:space="preserve">Needs react-native-volume-manager and a development build, and only works while the app is open. iPhones report volume changes, not presses, so presses at minimum volume can be missed.</w:t>
             </w:r>
           </w:p>
         </w:tc>
@@ -14104,7 +14452,7 @@
                 <w:sz w:val="19"/>
                 <w:szCs w:val="19"/>
               </w:rPr>
-              <w:t xml:space="preserve">Show a warning only. Never rely on it.</w:t>
+              <w:t xml:space="preserve">Also add an in-app gesture, e.g. hold the SENTINEL wordmark for 3 seconds → wipeAllData().</w:t>
             </w:r>
           </w:p>
         </w:tc>
@@ -14146,6 +14494,159 @@
                 <w:sz w:val="19"/>
                 <w:szCs w:val="19"/>
               </w:rPr>
+              <w:t xml:space="preserve">Wk 5</w:t>
+            </w:r>
+          </w:p>
+        </w:tc>
+        <w:tc>
+          <w:tcPr>
+            <w:tcW w:type="dxa" w:w="2340"/>
+            <w:tcBorders>
+              <w:top w:val="single" w:color="E2E8F0" w:sz="2"/>
+              <w:left w:val="single" w:color="E2E8F0" w:sz="2"/>
+              <w:bottom w:val="single" w:color="E2E8F0" w:sz="2"/>
+              <w:right w:val="single" w:color="E2E8F0" w:sz="2"/>
+            </w:tcBorders>
+            <w:shd w:fill="F7F8FA" w:color="auto" w:val="clear"/>
+            <w:tcMar>
+              <w:top w:type="dxa" w:w="90"/>
+              <w:left w:type="dxa" w:w="150"/>
+              <w:bottom w:type="dxa" w:w="90"/>
+              <w:right w:type="dxa" w:w="150"/>
+            </w:tcMar>
+          </w:tcPr>
+          <w:p>
+            <w:pPr>
+              <w:keepNext w:val="false"/>
+              <w:spacing w:after="40" w:before="0"/>
+            </w:pPr>
+            <w:r>
+              <w:rPr>
+                <w:rFonts w:ascii="Arial" w:cs="Arial" w:eastAsia="Arial" w:hAnsi="Arial"/>
+                <w:b w:val="false"/>
+                <w:bCs w:val="false"/>
+                <w:i w:val="false"/>
+                <w:iCs w:val="false"/>
+                <w:color w:val="4A5568"/>
+                <w:sz w:val="19"/>
+                <w:szCs w:val="19"/>
+              </w:rPr>
+              <w:t xml:space="preserve">Root / jailbreak detection</w:t>
+            </w:r>
+          </w:p>
+        </w:tc>
+        <w:tc>
+          <w:tcPr>
+            <w:tcW w:type="dxa" w:w="2880"/>
+            <w:tcBorders>
+              <w:top w:val="single" w:color="E2E8F0" w:sz="2"/>
+              <w:left w:val="single" w:color="E2E8F0" w:sz="2"/>
+              <w:bottom w:val="single" w:color="E2E8F0" w:sz="2"/>
+              <w:right w:val="single" w:color="E2E8F0" w:sz="2"/>
+            </w:tcBorders>
+            <w:shd w:fill="F7F8FA" w:color="auto" w:val="clear"/>
+            <w:tcMar>
+              <w:top w:type="dxa" w:w="90"/>
+              <w:left w:type="dxa" w:w="150"/>
+              <w:bottom w:type="dxa" w:w="90"/>
+              <w:right w:type="dxa" w:w="150"/>
+            </w:tcMar>
+          </w:tcPr>
+          <w:p>
+            <w:pPr>
+              <w:keepNext w:val="false"/>
+              <w:spacing w:after="40" w:before="0"/>
+            </w:pPr>
+            <w:r>
+              <w:rPr>
+                <w:rFonts w:ascii="Arial" w:cs="Arial" w:eastAsia="Arial" w:hAnsi="Arial"/>
+                <w:b w:val="false"/>
+                <w:bCs w:val="false"/>
+                <w:i w:val="false"/>
+                <w:iCs w:val="false"/>
+                <w:color w:val="4A5568"/>
+                <w:sz w:val="19"/>
+                <w:szCs w:val="19"/>
+              </w:rPr>
+              <w:t xml:space="preserve">jail-monkey needs a development build and is easy to bypass.</w:t>
+            </w:r>
+          </w:p>
+        </w:tc>
+        <w:tc>
+          <w:tcPr>
+            <w:tcW w:type="dxa" w:w="3060"/>
+            <w:tcBorders>
+              <w:top w:val="single" w:color="E2E8F0" w:sz="2"/>
+              <w:left w:val="single" w:color="E2E8F0" w:sz="2"/>
+              <w:bottom w:val="single" w:color="E2E8F0" w:sz="2"/>
+              <w:right w:val="single" w:color="E2E8F0" w:sz="2"/>
+            </w:tcBorders>
+            <w:shd w:fill="F7F8FA" w:color="auto" w:val="clear"/>
+            <w:tcMar>
+              <w:top w:type="dxa" w:w="90"/>
+              <w:left w:type="dxa" w:w="150"/>
+              <w:bottom w:type="dxa" w:w="90"/>
+              <w:right w:type="dxa" w:w="150"/>
+            </w:tcMar>
+          </w:tcPr>
+          <w:p>
+            <w:pPr>
+              <w:keepNext w:val="false"/>
+              <w:spacing w:after="40" w:before="0"/>
+            </w:pPr>
+            <w:r>
+              <w:rPr>
+                <w:rFonts w:ascii="Arial" w:cs="Arial" w:eastAsia="Arial" w:hAnsi="Arial"/>
+                <w:b w:val="false"/>
+                <w:bCs w:val="false"/>
+                <w:i w:val="false"/>
+                <w:iCs w:val="false"/>
+                <w:color w:val="4A5568"/>
+                <w:sz w:val="19"/>
+                <w:szCs w:val="19"/>
+              </w:rPr>
+              <w:t xml:space="preserve">Show a warning only. Never rely on it.</w:t>
+            </w:r>
+          </w:p>
+        </w:tc>
+      </w:tr>
+      <w:tr>
+        <w:trPr>
+          <w:cantSplit/>
+        </w:trPr>
+        <w:tc>
+          <w:tcPr>
+            <w:tcW w:type="dxa" w:w="1080"/>
+            <w:tcBorders>
+              <w:top w:val="single" w:color="E2E8F0" w:sz="2"/>
+              <w:left w:val="single" w:color="E2E8F0" w:sz="2"/>
+              <w:bottom w:val="single" w:color="E2E8F0" w:sz="2"/>
+              <w:right w:val="single" w:color="E2E8F0" w:sz="2"/>
+            </w:tcBorders>
+            <w:shd w:fill="FFFFFF" w:color="auto" w:val="clear"/>
+            <w:tcMar>
+              <w:top w:type="dxa" w:w="90"/>
+              <w:left w:type="dxa" w:w="150"/>
+              <w:bottom w:type="dxa" w:w="90"/>
+              <w:right w:type="dxa" w:w="150"/>
+            </w:tcMar>
+          </w:tcPr>
+          <w:p>
+            <w:pPr>
+              <w:keepNext w:val="false"/>
+              <w:spacing w:after="40" w:before="0"/>
+            </w:pPr>
+            <w:r>
+              <w:rPr>
+                <w:rFonts w:ascii="Arial" w:cs="Arial" w:eastAsia="Arial" w:hAnsi="Arial"/>
+                <w:b w:val="false"/>
+                <w:bCs w:val="false"/>
+                <w:i w:val="false"/>
+                <w:iCs w:val="false"/>
+                <w:color w:val="4A5568"/>
+                <w:sz w:val="19"/>
+                <w:szCs w:val="19"/>
+              </w:rPr>
               <w:t xml:space="preserve">Wk 8</w:t>
             </w:r>
           </w:p>
@@ -14159,7 +14660,7 @@
               <w:bottom w:val="single" w:color="E2E8F0" w:sz="2"/>
               <w:right w:val="single" w:color="E2E8F0" w:sz="2"/>
             </w:tcBorders>
-            <w:shd w:fill="F7F8FA" w:color="auto" w:val="clear"/>
+            <w:shd w:fill="FFFFFF" w:color="auto" w:val="clear"/>
             <w:tcMar>
               <w:top w:type="dxa" w:w="90"/>
               <w:left w:type="dxa" w:w="150"/>
@@ -14196,7 +14697,7 @@
               <w:bottom w:val="single" w:color="E2E8F0" w:sz="2"/>
               <w:right w:val="single" w:color="E2E8F0" w:sz="2"/>
             </w:tcBorders>
-            <w:shd w:fill="F7F8FA" w:color="auto" w:val="clear"/>
+            <w:shd w:fill="FFFFFF" w:color="auto" w:val="clear"/>
             <w:tcMar>
               <w:top w:type="dxa" w:w="90"/>
               <w:left w:type="dxa" w:w="150"/>
@@ -14233,7 +14734,7 @@
               <w:bottom w:val="single" w:color="E2E8F0" w:sz="2"/>
               <w:right w:val="single" w:color="E2E8F0" w:sz="2"/>
             </w:tcBorders>
-            <w:shd w:fill="F7F8FA" w:color="auto" w:val="clear"/>
+            <w:shd w:fill="FFFFFF" w:color="auto" w:val="clear"/>
             <w:tcMar>
               <w:top w:type="dxa" w:w="90"/>
               <w:left w:type="dxa" w:w="150"/>
@@ -15854,6 +16355,79 @@
     </w:p>
     <w:p>
       <w:pPr>
+        <w:keepNext/>
+        <w:shd w:fill="0F2A3F" w:color="auto" w:val="clear"/>
+        <w:spacing w:after="0" w:before="200"/>
+      </w:pPr>
+      <w:r>
+        <w:rPr>
+          <w:rFonts w:ascii="Arial" w:cs="Arial" w:eastAsia="Arial" w:hAnsi="Arial"/>
+          <w:b/>
+          <w:bCs/>
+          <w:color w:val="7DD3FC"/>
+          <w:sz w:val="20"/>
+          <w:szCs w:val="20"/>
+        </w:rPr>
+        <w:t xml:space="preserve">  Day 26  </w:t>
+      </w:r>
+      <w:r>
+        <w:rPr>
+          <w:rFonts w:ascii="Arial" w:cs="Arial" w:eastAsia="Arial" w:hAnsi="Arial"/>
+          <w:b/>
+          <w:bCs/>
+          <w:color w:val="FFFFFF"/>
+          <w:sz w:val="22"/>
+          <w:szCs w:val="22"/>
+        </w:rPr>
+        <w:t xml:space="preserve">  Cars Without a Readable Plate</w:t>
+      </w:r>
+    </w:p>
+    <w:p>
+      <w:pPr>
+        <w:keepNext/>
+        <w:pBdr>
+          <w:left w:val="single" w:color="0088BB" w:sz="12" w:space="8"/>
+        </w:pBdr>
+        <w:shd w:fill="F7F8FA" w:color="auto" w:val="clear"/>
+        <w:spacing w:after="0" w:before="0"/>
+        <w:ind w:left="160"/>
+      </w:pPr>
+      <w:r>
+        <w:rPr>
+          <w:rFonts w:ascii="Arial" w:cs="Arial" w:eastAsia="Arial" w:hAnsi="Arial"/>
+          <w:b w:val="false"/>
+          <w:bCs w:val="false"/>
+          <w:i w:val="false"/>
+          <w:iCs w:val="false"/>
+          <w:color w:val="4A5568"/>
+          <w:sz w:val="20"/>
+          <w:szCs w:val="20"/>
+        </w:rPr>
+        <w:t xml:space="preserve">When you log a plate, call describedVehiclesLike with the colour, type and make you entered. If it finds a match, ask “Same car as the Silver Toyota Saloon you logged at 14:05?” and on YES call linkPlate. Show plate-unknown cars in the Vehicle Log as “Silver Toyota Saloon · plate unknown”.</w:t>
+      </w:r>
+    </w:p>
+    <w:p>
+      <w:pPr>
+        <w:shd w:fill="F0FDF4" w:color="auto" w:val="clear"/>
+        <w:spacing w:after="60" w:before="0"/>
+        <w:ind w:left="160"/>
+      </w:pPr>
+      <w:r>
+        <w:rPr>
+          <w:rFonts w:ascii="Arial" w:cs="Arial" w:eastAsia="Arial" w:hAnsi="Arial"/>
+          <w:b w:val="false"/>
+          <w:bCs w:val="false"/>
+          <w:i/>
+          <w:iCs/>
+          <w:color w:val="065F46"/>
+          <w:sz w:val="19"/>
+          <w:szCs w:val="19"/>
+        </w:rPr>
+        <w:t xml:space="preserve">✓ Done when: Logging a Silver Toyota Saloon twice without a plate, then once with a plate and tapping YES, shows one vehicle with 3 sightings.</w:t>
+      </w:r>
+    </w:p>
+    <w:p>
+      <w:pPr>
         <w:pStyle w:val="Heading2"/>
       </w:pPr>
       <w:r>
@@ -17476,7 +18050,7 @@
           <w:sz w:val="22"/>
           <w:szCs w:val="22"/>
         </w:rPr>
-        <w:t xml:space="preserve"> A professional stays several cars back, where the cars in between hide it and its plate is too small to read. A typical wide-angle dashcam reads plates only about one car length away, and even a zoom lens needs a clear view, so the camera mostly catches close or careless followers. The SDR is what exposes a distant tail: after a box turn or roundabout loop the cars in between don’t follow, so the tail must close up behind you or lose you. During a speed check it must overtake you, passing the phone’s forward camera, or end up directly behind you.</w:t>
+        <w:t xml:space="preserve"> A professional stays several cars back, where the cars in between hide it and its plate is too small to read. A typical wide-angle dashcam reads plates only about one car length away, and even a zoom lens needs a clear view, so the camera mostly catches close or careless followers. The SDR is what exposes a distant tail: after a box turn or roundabout loop the cars in between don’t follow, so the tail must close up behind you or lose you. During a speed check it must overtake you, passing the phone’s forward camera, or end up directly behind you. When you can’t read its plate, log it by colour, type, make and a distinctive feature instead (B2).</w:t>
       </w:r>
     </w:p>
     <w:p>
